--- a/Отчеты/лр6.docx
+++ b/Отчеты/лр6.docx
@@ -1,6 +1,6 @@
 
 <file path=word/document.xml><?xml version="1.0" encoding="utf-8"?>
-<w:document xmlns:wpc="http://schemas.microsoft.com/office/word/2010/wordprocessingCanvas" xmlns:cx="http://schemas.microsoft.com/office/drawing/2014/chartex" xmlns:cx1="http://schemas.microsoft.com/office/drawing/2015/9/8/chartex" xmlns:cx2="http://schemas.microsoft.com/office/drawing/2015/10/21/chartex" xmlns:cx3="http://schemas.microsoft.com/office/drawing/2016/5/9/chartex" xmlns:cx4="http://schemas.microsoft.com/office/drawing/2016/5/10/chartex" xmlns:cx5="http://schemas.microsoft.com/office/drawing/2016/5/11/chartex" xmlns:cx6="http://schemas.microsoft.com/office/drawing/2016/5/12/chartex" xmlns:cx7="http://schemas.microsoft.com/office/drawing/2016/5/13/chartex" xmlns:cx8="http://schemas.microsoft.com/office/drawing/2016/5/14/chartex" xmlns:mc="http://schemas.openxmlformats.org/markup-compatibility/2006" xmlns:aink="http://schemas.microsoft.com/office/drawing/2016/ink" xmlns:am3d="http://schemas.microsoft.com/office/drawing/2017/model3d" xmlns:o="urn:schemas-microsoft-com:office:office" xmlns:r="http://schemas.openxmlformats.org/officeDocument/2006/relationships" xmlns:m="http://schemas.openxmlformats.org/officeDocument/2006/math" xmlns:v="urn:schemas-microsoft-com:vml" xmlns:wp14="http://schemas.microsoft.com/office/word/2010/wordprocessingDrawing" xmlns:wp="http://schemas.openxmlformats.org/drawingml/2006/wordprocessingDrawing" xmlns:w10="urn:schemas-microsoft-com:office:word" xmlns:w="http://schemas.openxmlformats.org/wordprocessingml/2006/main" xmlns:w14="http://schemas.microsoft.com/office/word/2010/wordml" xmlns:w15="http://schemas.microsoft.com/office/word/2012/wordml" xmlns:w16cex="http://schemas.microsoft.com/office/word/2018/wordml/cex" xmlns:w16cid="http://schemas.microsoft.com/office/word/2016/wordml/cid" xmlns:w16="http://schemas.microsoft.com/office/word/2018/wordml" xmlns:w16sdtdh="http://schemas.microsoft.com/office/word/2020/wordml/sdtdatahash" xmlns:w16se="http://schemas.microsoft.com/office/word/2015/wordml/symex" xmlns:wpg="http://schemas.microsoft.com/office/word/2010/wordprocessingGroup" xmlns:wpi="http://schemas.microsoft.com/office/word/2010/wordprocessingInk" xmlns:wne="http://schemas.microsoft.com/office/word/2006/wordml" xmlns:wps="http://schemas.microsoft.com/office/word/2010/wordprocessingShape" mc:Ignorable="w14 w15 w16se w16cid w16 w16cex w16sdtdh wp14">
+<w:document xmlns:wpc="http://schemas.microsoft.com/office/word/2010/wordprocessingCanvas" xmlns:cx="http://schemas.microsoft.com/office/drawing/2014/chartex" xmlns:cx1="http://schemas.microsoft.com/office/drawing/2015/9/8/chartex" xmlns:cx2="http://schemas.microsoft.com/office/drawing/2015/10/21/chartex" xmlns:cx3="http://schemas.microsoft.com/office/drawing/2016/5/9/chartex" xmlns:cx4="http://schemas.microsoft.com/office/drawing/2016/5/10/chartex" xmlns:cx5="http://schemas.microsoft.com/office/drawing/2016/5/11/chartex" xmlns:cx6="http://schemas.microsoft.com/office/drawing/2016/5/12/chartex" xmlns:cx7="http://schemas.microsoft.com/office/drawing/2016/5/13/chartex" xmlns:cx8="http://schemas.microsoft.com/office/drawing/2016/5/14/chartex" xmlns:mc="http://schemas.openxmlformats.org/markup-compatibility/2006" xmlns:aink="http://schemas.microsoft.com/office/drawing/2016/ink" xmlns:am3d="http://schemas.microsoft.com/office/drawing/2017/model3d" xmlns:o="urn:schemas-microsoft-com:office:office" xmlns:oel="http://schemas.microsoft.com/office/2019/extlst" xmlns:r="http://schemas.openxmlformats.org/officeDocument/2006/relationships" xmlns:m="http://schemas.openxmlformats.org/officeDocument/2006/math" xmlns:v="urn:schemas-microsoft-com:vml" xmlns:wp14="http://schemas.microsoft.com/office/word/2010/wordprocessingDrawing" xmlns:wp="http://schemas.openxmlformats.org/drawingml/2006/wordprocessingDrawing" xmlns:w10="urn:schemas-microsoft-com:office:word" xmlns:w="http://schemas.openxmlformats.org/wordprocessingml/2006/main" xmlns:w14="http://schemas.microsoft.com/office/word/2010/wordml" xmlns:w15="http://schemas.microsoft.com/office/word/2012/wordml" xmlns:w16cex="http://schemas.microsoft.com/office/word/2018/wordml/cex" xmlns:w16cid="http://schemas.microsoft.com/office/word/2016/wordml/cid" xmlns:w16="http://schemas.microsoft.com/office/word/2018/wordml" xmlns:w16du="http://schemas.microsoft.com/office/word/2023/wordml/word16du" xmlns:w16sdtdh="http://schemas.microsoft.com/office/word/2020/wordml/sdtdatahash" xmlns:w16sdtfl="http://schemas.microsoft.com/office/word/2024/wordml/sdtformatlock" xmlns:w16se="http://schemas.microsoft.com/office/word/2015/wordml/symex" xmlns:wpg="http://schemas.microsoft.com/office/word/2010/wordprocessingGroup" xmlns:wpi="http://schemas.microsoft.com/office/word/2010/wordprocessingInk" xmlns:wne="http://schemas.microsoft.com/office/word/2006/wordml" xmlns:wps="http://schemas.microsoft.com/office/word/2010/wordprocessingShape" mc:Ignorable="w14 w15 w16se w16cid w16 w16cex w16sdtdh w16sdtfl w16du wp14">
   <w:background w:color="5D366C"/>
   <w:body>
     <w:p>
@@ -64,7 +64,7 @@
     </w:p>
     <w:p>
       <w:pPr>
-        <w:pStyle w:val="a3"/>
+        <w:pStyle w:val="Title"/>
         <w:ind w:left="0"/>
         <w:rPr>
           <w:color w:val="94C460"/>
@@ -85,7 +85,7 @@
     </w:p>
     <w:p>
       <w:pPr>
-        <w:pStyle w:val="5"/>
+        <w:pStyle w:val="Heading5"/>
         <w:spacing w:before="1080" w:after="1200"/>
         <w:jc w:val="center"/>
         <w:rPr>
@@ -145,7 +145,7 @@
     </w:p>
     <w:p>
       <w:pPr>
-        <w:pStyle w:val="2"/>
+        <w:pStyle w:val="Heading2"/>
         <w:spacing w:before="2760"/>
         <w:jc w:val="center"/>
         <w:rPr>
@@ -165,7 +165,7 @@
     </w:p>
     <w:p>
       <w:pPr>
-        <w:pStyle w:val="2"/>
+        <w:pStyle w:val="Heading2"/>
         <w:jc w:val="center"/>
         <w:rPr>
           <w:color w:val="94C460"/>
@@ -251,7 +251,7 @@
     </w:p>
     <w:p>
       <w:pPr>
-        <w:pStyle w:val="a5"/>
+        <w:pStyle w:val="BodyText"/>
         <w:spacing w:before="240"/>
         <w:jc w:val="center"/>
         <w:rPr>
@@ -273,7 +273,7 @@
     </w:p>
     <w:p>
       <w:pPr>
-        <w:pStyle w:val="a5"/>
+        <w:pStyle w:val="BodyText"/>
         <w:jc w:val="center"/>
         <w:rPr>
           <w:color w:val="94C460"/>
@@ -379,9 +379,8 @@
           <w:sz w:val="28"/>
           <w:szCs w:val="28"/>
         </w:rPr>
-        <w:t xml:space="preserve">Ермаченко </w:t>
-      </w:r>
-      <w:proofErr w:type="gramStart"/>
+        <w:t>Ермаченко А.Ю</w:t>
+      </w:r>
       <w:r>
         <w:rPr>
           <w:b/>
@@ -390,10 +389,12 @@
           <w:sz w:val="28"/>
           <w:szCs w:val="28"/>
         </w:rPr>
-        <w:t>А.Ю</w:t>
-      </w:r>
-      <w:proofErr w:type="gramEnd"/>
-      <w:r>
+        <w:t xml:space="preserve"> </w:t>
+      </w:r>
+    </w:p>
+    <w:p>
+      <w:pPr>
+        <w:jc w:val="right"/>
         <w:rPr>
           <w:b/>
           <w:bCs/>
@@ -401,12 +402,11 @@
           <w:sz w:val="28"/>
           <w:szCs w:val="28"/>
         </w:rPr>
-        <w:t xml:space="preserve"> </w:t>
-      </w:r>
-    </w:p>
-    <w:p>
-      <w:pPr>
-        <w:jc w:val="right"/>
+      </w:pPr>
+    </w:p>
+    <w:p>
+      <w:pPr>
+        <w:ind w:left="4860"/>
         <w:rPr>
           <w:b/>
           <w:bCs/>
@@ -415,10 +415,7 @@
           <w:szCs w:val="28"/>
         </w:rPr>
       </w:pPr>
-    </w:p>
-    <w:p>
-      <w:pPr>
-        <w:ind w:left="4860"/>
+      <w:r>
         <w:rPr>
           <w:b/>
           <w:bCs/>
@@ -426,7 +423,8 @@
           <w:sz w:val="28"/>
           <w:szCs w:val="28"/>
         </w:rPr>
-      </w:pPr>
+        <w:t xml:space="preserve">Руководитель: </w:t>
+      </w:r>
       <w:r>
         <w:rPr>
           <w:b/>
@@ -435,9 +433,13 @@
           <w:sz w:val="28"/>
           <w:szCs w:val="28"/>
         </w:rPr>
-        <w:t xml:space="preserve">Руководитель: </w:t>
-      </w:r>
-      <w:r>
+        <w:t>Е.П. Сушкевич</w:t>
+      </w:r>
+    </w:p>
+    <w:p>
+      <w:pPr>
+        <w:spacing w:before="2640"/>
+        <w:jc w:val="center"/>
         <w:rPr>
           <w:b/>
           <w:bCs/>
@@ -445,13 +447,8 @@
           <w:sz w:val="28"/>
           <w:szCs w:val="28"/>
         </w:rPr>
-        <w:t>Е.П. Сушкевич</w:t>
-      </w:r>
-    </w:p>
-    <w:p>
-      <w:pPr>
-        <w:spacing w:before="2640"/>
-        <w:jc w:val="center"/>
+      </w:pPr>
+      <w:r>
         <w:rPr>
           <w:b/>
           <w:bCs/>
@@ -459,7 +456,8 @@
           <w:sz w:val="28"/>
           <w:szCs w:val="28"/>
         </w:rPr>
-      </w:pPr>
+        <w:t xml:space="preserve">Минск, </w:t>
+      </w:r>
       <w:r>
         <w:rPr>
           <w:b/>
@@ -468,7 +466,7 @@
           <w:sz w:val="28"/>
           <w:szCs w:val="28"/>
         </w:rPr>
-        <w:t xml:space="preserve">Минск, </w:t>
+        <w:t>20</w:t>
       </w:r>
       <w:r>
         <w:rPr>
@@ -478,7 +476,7 @@
           <w:sz w:val="28"/>
           <w:szCs w:val="28"/>
         </w:rPr>
-        <w:t>20</w:t>
+        <w:t>2</w:t>
       </w:r>
       <w:r>
         <w:rPr>
@@ -488,8 +486,40 @@
           <w:sz w:val="28"/>
           <w:szCs w:val="28"/>
         </w:rPr>
-        <w:t>2</w:t>
-      </w:r>
+        <w:t>5</w:t>
+      </w:r>
+    </w:p>
+    <w:p>
+      <w:pPr>
+        <w:pStyle w:val="1"/>
+        <w:ind w:left="1620" w:hanging="1620"/>
+        <w:rPr>
+          <w:color w:val="94C460"/>
+          <w:sz w:val="28"/>
+          <w:szCs w:val="28"/>
+        </w:rPr>
+      </w:pPr>
+    </w:p>
+    <w:p>
+      <w:pPr>
+        <w:pStyle w:val="1"/>
+        <w:ind w:left="1620" w:hanging="1620"/>
+        <w:rPr>
+          <w:color w:val="94C460"/>
+          <w:sz w:val="28"/>
+          <w:szCs w:val="28"/>
+        </w:rPr>
+      </w:pPr>
+    </w:p>
+    <w:p>
+      <w:pPr>
+        <w:ind w:firstLine="567"/>
+        <w:rPr>
+          <w:color w:val="94C460"/>
+          <w:sz w:val="28"/>
+          <w:szCs w:val="28"/>
+        </w:rPr>
+      </w:pPr>
       <w:r>
         <w:rPr>
           <w:b/>
@@ -498,41 +528,69 @@
           <w:sz w:val="28"/>
           <w:szCs w:val="28"/>
         </w:rPr>
-        <w:t>5</w:t>
-      </w:r>
-    </w:p>
-    <w:p>
-      <w:pPr>
-        <w:pStyle w:val="10"/>
+        <w:t>Цель работы</w:t>
+      </w:r>
+      <w:r>
+        <w:rPr>
+          <w:sz w:val="28"/>
+          <w:szCs w:val="28"/>
+        </w:rPr>
+        <w:t xml:space="preserve"> </w:t>
+      </w:r>
+      <w:r>
+        <w:rPr>
+          <w:color w:val="94C460"/>
+          <w:sz w:val="28"/>
+          <w:szCs w:val="28"/>
+        </w:rPr>
+        <w:t>разобрать различные примы работы с массивами.</w:t>
+      </w:r>
+    </w:p>
+    <w:p>
+      <w:pPr>
+        <w:ind w:firstLine="567"/>
+        <w:rPr>
+          <w:sz w:val="28"/>
+          <w:szCs w:val="28"/>
+        </w:rPr>
+      </w:pPr>
+    </w:p>
+    <w:p>
+      <w:pPr>
+        <w:pStyle w:val="1"/>
         <w:ind w:left="1620" w:hanging="1620"/>
-        <w:rPr>
-          <w:color w:val="94C460"/>
-          <w:sz w:val="28"/>
-          <w:szCs w:val="28"/>
-        </w:rPr>
-      </w:pPr>
-    </w:p>
-    <w:p>
-      <w:pPr>
-        <w:pStyle w:val="10"/>
-        <w:ind w:left="1620" w:hanging="1620"/>
-        <w:rPr>
-          <w:color w:val="94C460"/>
-          <w:sz w:val="28"/>
-          <w:szCs w:val="28"/>
-        </w:rPr>
-      </w:pPr>
-    </w:p>
-    <w:p>
-      <w:pPr>
-        <w:ind w:firstLine="567"/>
-        <w:rPr>
-          <w:color w:val="94C460"/>
-          <w:sz w:val="28"/>
-          <w:szCs w:val="28"/>
-        </w:rPr>
-      </w:pPr>
-      <w:r>
+        <w:jc w:val="center"/>
+        <w:rPr>
+          <w:color w:val="94C460"/>
+          <w:sz w:val="28"/>
+          <w:szCs w:val="28"/>
+        </w:rPr>
+      </w:pPr>
+      <w:r>
+        <w:rPr>
+          <w:color w:val="94C460"/>
+          <w:sz w:val="28"/>
+          <w:szCs w:val="28"/>
+        </w:rPr>
+        <w:t>Ход работы:</w:t>
+      </w:r>
+    </w:p>
+    <w:p>
+      <w:pPr>
+        <w:pStyle w:val="1"/>
+        <w:rPr>
+          <w:color w:val="94C460"/>
+          <w:sz w:val="28"/>
+          <w:szCs w:val="28"/>
+          <w:lang w:val="zh-CN" w:eastAsia="zh-CN"/>
+        </w:rPr>
+      </w:pPr>
+    </w:p>
+    <w:p>
+      <w:pPr>
+        <w:pStyle w:val="1"/>
+        <w:ind w:left="709"/>
+        <w:jc w:val="center"/>
         <w:rPr>
           <w:b/>
           <w:bCs/>
@@ -540,79 +598,8 @@
           <w:sz w:val="28"/>
           <w:szCs w:val="28"/>
         </w:rPr>
-        <w:t>Цель работы</w:t>
-      </w:r>
-      <w:r>
-        <w:rPr>
-          <w:sz w:val="28"/>
-          <w:szCs w:val="28"/>
-        </w:rPr>
-        <w:t xml:space="preserve"> </w:t>
-      </w:r>
-      <w:r>
-        <w:rPr>
-          <w:color w:val="94C460"/>
-          <w:sz w:val="28"/>
-          <w:szCs w:val="28"/>
-        </w:rPr>
-        <w:t>разобрать различные примы работы с массивами</w:t>
-      </w:r>
-      <w:r>
-        <w:rPr>
-          <w:color w:val="94C460"/>
-          <w:sz w:val="28"/>
-          <w:szCs w:val="28"/>
-        </w:rPr>
-        <w:t>.</w:t>
-      </w:r>
-    </w:p>
-    <w:p>
-      <w:pPr>
-        <w:ind w:firstLine="567"/>
-        <w:rPr>
-          <w:sz w:val="28"/>
-          <w:szCs w:val="28"/>
-          <w:lang w:val="en-US"/>
-        </w:rPr>
-      </w:pPr>
-    </w:p>
-    <w:p>
-      <w:pPr>
-        <w:pStyle w:val="10"/>
-        <w:ind w:left="1620" w:hanging="1620"/>
-        <w:jc w:val="center"/>
-        <w:rPr>
-          <w:color w:val="94C460"/>
-          <w:sz w:val="28"/>
-          <w:szCs w:val="28"/>
-        </w:rPr>
-      </w:pPr>
-      <w:r>
-        <w:rPr>
-          <w:color w:val="94C460"/>
-          <w:sz w:val="28"/>
-          <w:szCs w:val="28"/>
-        </w:rPr>
-        <w:t>Ход работы:</w:t>
-      </w:r>
-    </w:p>
-    <w:p>
-      <w:pPr>
-        <w:pStyle w:val="10"/>
-        <w:rPr>
-          <w:rFonts w:hint="eastAsia"/>
-          <w:color w:val="94C460"/>
-          <w:sz w:val="28"/>
-          <w:szCs w:val="28"/>
-          <w:lang w:val="zh-CN" w:eastAsia="zh-CN"/>
-        </w:rPr>
-      </w:pPr>
-    </w:p>
-    <w:p>
-      <w:pPr>
-        <w:pStyle w:val="10"/>
-        <w:ind w:left="709"/>
-        <w:jc w:val="center"/>
+      </w:pPr>
+      <w:r>
         <w:rPr>
           <w:b/>
           <w:bCs/>
@@ -620,21 +607,12 @@
           <w:sz w:val="28"/>
           <w:szCs w:val="28"/>
         </w:rPr>
-      </w:pPr>
-      <w:r>
-        <w:rPr>
-          <w:b/>
-          <w:bCs/>
-          <w:color w:val="94C460"/>
-          <w:sz w:val="28"/>
-          <w:szCs w:val="28"/>
-        </w:rPr>
         <w:t>Логические значения</w:t>
       </w:r>
     </w:p>
     <w:p>
       <w:pPr>
-        <w:pStyle w:val="10"/>
+        <w:pStyle w:val="1"/>
         <w:numPr>
           <w:ilvl w:val="0"/>
           <w:numId w:val="13"/>
@@ -651,57 +629,22 @@
           <w:sz w:val="28"/>
           <w:szCs w:val="28"/>
         </w:rPr>
-        <w:t xml:space="preserve">Сделайте функцию, которая параметрами принимает 2 числа. Если эти числа равны - пусть функция вернет </w:t>
-      </w:r>
-      <w:proofErr w:type="spellStart"/>
-      <w:r>
-        <w:rPr>
-          <w:color w:val="94C460"/>
-          <w:sz w:val="28"/>
-          <w:szCs w:val="28"/>
-        </w:rPr>
-        <w:t>true</w:t>
-      </w:r>
-      <w:proofErr w:type="spellEnd"/>
-      <w:r>
-        <w:rPr>
-          <w:color w:val="94C460"/>
-          <w:sz w:val="28"/>
-          <w:szCs w:val="28"/>
-        </w:rPr>
-        <w:t xml:space="preserve">, а если не равны - </w:t>
-      </w:r>
-      <w:proofErr w:type="spellStart"/>
-      <w:r>
-        <w:rPr>
-          <w:color w:val="94C460"/>
-          <w:sz w:val="28"/>
-          <w:szCs w:val="28"/>
-        </w:rPr>
-        <w:t>false</w:t>
-      </w:r>
-      <w:proofErr w:type="spellEnd"/>
-      <w:r>
-        <w:rPr>
-          <w:color w:val="94C460"/>
-          <w:sz w:val="28"/>
-          <w:szCs w:val="28"/>
-        </w:rPr>
-        <w:t>.</w:t>
-      </w:r>
-    </w:p>
-    <w:p>
-      <w:pPr>
-        <w:pStyle w:val="10"/>
-        <w:ind w:left="709"/>
-        <w:rPr>
-          <w:color w:val="94C460"/>
-          <w:sz w:val="28"/>
-          <w:szCs w:val="28"/>
-        </w:rPr>
-      </w:pPr>
-      <w:r>
-        <w:rPr>
+        <w:t>Сделайте функцию, которая параметрами принимает 2 числа. Если эти числа равны - пусть функция вернет true, а если не равны - false.</w:t>
+      </w:r>
+    </w:p>
+    <w:p>
+      <w:pPr>
+        <w:pStyle w:val="1"/>
+        <w:ind w:left="709"/>
+        <w:rPr>
+          <w:color w:val="94C460"/>
+          <w:sz w:val="28"/>
+          <w:szCs w:val="28"/>
+        </w:rPr>
+      </w:pPr>
+      <w:r>
+        <w:rPr>
+          <w:noProof/>
           <w:color w:val="94C460"/>
           <w:sz w:val="28"/>
           <w:szCs w:val="28"/>
@@ -745,18 +688,18 @@
     </w:p>
     <w:p>
       <w:pPr>
-        <w:pStyle w:val="10"/>
-        <w:ind w:left="709"/>
-        <w:rPr>
-          <w:color w:val="94C460"/>
-          <w:sz w:val="28"/>
-          <w:szCs w:val="28"/>
-        </w:rPr>
-      </w:pPr>
-    </w:p>
-    <w:p>
-      <w:pPr>
-        <w:pStyle w:val="10"/>
+        <w:pStyle w:val="1"/>
+        <w:ind w:left="709"/>
+        <w:rPr>
+          <w:color w:val="94C460"/>
+          <w:sz w:val="28"/>
+          <w:szCs w:val="28"/>
+        </w:rPr>
+      </w:pPr>
+    </w:p>
+    <w:p>
+      <w:pPr>
+        <w:pStyle w:val="1"/>
         <w:numPr>
           <w:ilvl w:val="0"/>
           <w:numId w:val="13"/>
@@ -773,57 +716,22 @@
           <w:sz w:val="28"/>
           <w:szCs w:val="28"/>
         </w:rPr>
-        <w:t xml:space="preserve">Сделайте функцию, которая параметрами принимает 2 числа. Если их сумма больше 10 - пусть функция вернет </w:t>
-      </w:r>
-      <w:proofErr w:type="spellStart"/>
-      <w:r>
-        <w:rPr>
-          <w:color w:val="94C460"/>
-          <w:sz w:val="28"/>
-          <w:szCs w:val="28"/>
-        </w:rPr>
-        <w:t>true</w:t>
-      </w:r>
-      <w:proofErr w:type="spellEnd"/>
-      <w:r>
-        <w:rPr>
-          <w:color w:val="94C460"/>
-          <w:sz w:val="28"/>
-          <w:szCs w:val="28"/>
-        </w:rPr>
-        <w:t xml:space="preserve">, а если нет - </w:t>
-      </w:r>
-      <w:proofErr w:type="spellStart"/>
-      <w:r>
-        <w:rPr>
-          <w:color w:val="94C460"/>
-          <w:sz w:val="28"/>
-          <w:szCs w:val="28"/>
-        </w:rPr>
-        <w:t>false</w:t>
-      </w:r>
-      <w:proofErr w:type="spellEnd"/>
-      <w:r>
-        <w:rPr>
-          <w:color w:val="94C460"/>
-          <w:sz w:val="28"/>
-          <w:szCs w:val="28"/>
-        </w:rPr>
-        <w:t>.</w:t>
-      </w:r>
-    </w:p>
-    <w:p>
-      <w:pPr>
-        <w:pStyle w:val="10"/>
-        <w:ind w:left="709"/>
-        <w:rPr>
-          <w:color w:val="94C460"/>
-          <w:sz w:val="28"/>
-          <w:szCs w:val="28"/>
-        </w:rPr>
-      </w:pPr>
-      <w:r>
-        <w:rPr>
+        <w:t>Сделайте функцию, которая параметрами принимает 2 числа. Если их сумма больше 10 - пусть функция вернет true, а если нет - false.</w:t>
+      </w:r>
+    </w:p>
+    <w:p>
+      <w:pPr>
+        <w:pStyle w:val="1"/>
+        <w:ind w:left="709"/>
+        <w:rPr>
+          <w:color w:val="94C460"/>
+          <w:sz w:val="28"/>
+          <w:szCs w:val="28"/>
+        </w:rPr>
+      </w:pPr>
+      <w:r>
+        <w:rPr>
+          <w:noProof/>
           <w:color w:val="94C460"/>
           <w:sz w:val="28"/>
           <w:szCs w:val="28"/>
@@ -867,18 +775,18 @@
     </w:p>
     <w:p>
       <w:pPr>
-        <w:pStyle w:val="10"/>
-        <w:ind w:left="709"/>
-        <w:rPr>
-          <w:color w:val="94C460"/>
-          <w:sz w:val="28"/>
-          <w:szCs w:val="28"/>
-        </w:rPr>
-      </w:pPr>
-    </w:p>
-    <w:p>
-      <w:pPr>
-        <w:pStyle w:val="10"/>
+        <w:pStyle w:val="1"/>
+        <w:ind w:left="709"/>
+        <w:rPr>
+          <w:color w:val="94C460"/>
+          <w:sz w:val="28"/>
+          <w:szCs w:val="28"/>
+        </w:rPr>
+      </w:pPr>
+    </w:p>
+    <w:p>
+      <w:pPr>
+        <w:pStyle w:val="1"/>
         <w:ind w:left="709"/>
         <w:rPr>
           <w:color w:val="94C460"/>
@@ -897,72 +805,37 @@
     </w:p>
     <w:p>
       <w:pPr>
-        <w:pStyle w:val="10"/>
-        <w:ind w:left="709"/>
-        <w:rPr>
-          <w:color w:val="94C460"/>
-          <w:sz w:val="28"/>
-          <w:szCs w:val="28"/>
-        </w:rPr>
-      </w:pPr>
-      <w:r>
-        <w:rPr>
-          <w:color w:val="94C460"/>
-          <w:sz w:val="28"/>
-          <w:szCs w:val="28"/>
-        </w:rPr>
-        <w:t xml:space="preserve">отрицательное оно или нет. Если отрицательное - пусть функция вернет </w:t>
-      </w:r>
-      <w:proofErr w:type="spellStart"/>
-      <w:r>
-        <w:rPr>
-          <w:color w:val="94C460"/>
-          <w:sz w:val="28"/>
-          <w:szCs w:val="28"/>
-        </w:rPr>
-        <w:t>true</w:t>
-      </w:r>
-      <w:proofErr w:type="spellEnd"/>
-      <w:r>
-        <w:rPr>
-          <w:color w:val="94C460"/>
-          <w:sz w:val="28"/>
-          <w:szCs w:val="28"/>
-        </w:rPr>
-        <w:t xml:space="preserve">, а если нет - </w:t>
-      </w:r>
-      <w:proofErr w:type="spellStart"/>
-      <w:r>
-        <w:rPr>
-          <w:color w:val="94C460"/>
-          <w:sz w:val="28"/>
-          <w:szCs w:val="28"/>
-        </w:rPr>
-        <w:t>false</w:t>
-      </w:r>
-      <w:proofErr w:type="spellEnd"/>
-      <w:r>
-        <w:rPr>
-          <w:color w:val="94C460"/>
-          <w:sz w:val="28"/>
-          <w:szCs w:val="28"/>
-        </w:rPr>
-        <w:t>.</w:t>
-      </w:r>
-    </w:p>
-    <w:p>
-      <w:pPr>
-        <w:pStyle w:val="10"/>
-        <w:ind w:left="709"/>
-        <w:rPr>
-          <w:color w:val="94C460"/>
-          <w:sz w:val="28"/>
-          <w:szCs w:val="28"/>
-          <w:lang w:val="en-US"/>
-        </w:rPr>
-      </w:pPr>
-      <w:r>
-        <w:rPr>
+        <w:pStyle w:val="1"/>
+        <w:ind w:left="709"/>
+        <w:rPr>
+          <w:color w:val="94C460"/>
+          <w:sz w:val="28"/>
+          <w:szCs w:val="28"/>
+        </w:rPr>
+      </w:pPr>
+      <w:r>
+        <w:rPr>
+          <w:color w:val="94C460"/>
+          <w:sz w:val="28"/>
+          <w:szCs w:val="28"/>
+        </w:rPr>
+        <w:t>отрицательное оно или нет. Если отрицательное - пусть функция вернет true, а если нет - false.</w:t>
+      </w:r>
+    </w:p>
+    <w:p>
+      <w:pPr>
+        <w:pStyle w:val="1"/>
+        <w:ind w:left="709"/>
+        <w:rPr>
+          <w:color w:val="94C460"/>
+          <w:sz w:val="28"/>
+          <w:szCs w:val="28"/>
+          <w:lang w:val="en-US"/>
+        </w:rPr>
+      </w:pPr>
+      <w:r>
+        <w:rPr>
+          <w:noProof/>
           <w:color w:val="94C460"/>
           <w:sz w:val="28"/>
           <w:szCs w:val="28"/>
@@ -1007,18 +880,18 @@
     </w:p>
     <w:p>
       <w:pPr>
-        <w:pStyle w:val="10"/>
-        <w:ind w:left="709"/>
-        <w:rPr>
-          <w:color w:val="94C460"/>
-          <w:sz w:val="28"/>
-          <w:szCs w:val="28"/>
-        </w:rPr>
-      </w:pPr>
-    </w:p>
-    <w:p>
-      <w:pPr>
-        <w:pStyle w:val="10"/>
+        <w:pStyle w:val="1"/>
+        <w:ind w:left="709"/>
+        <w:rPr>
+          <w:color w:val="94C460"/>
+          <w:sz w:val="28"/>
+          <w:szCs w:val="28"/>
+        </w:rPr>
+      </w:pPr>
+    </w:p>
+    <w:p>
+      <w:pPr>
+        <w:pStyle w:val="1"/>
         <w:ind w:left="709"/>
         <w:jc w:val="center"/>
         <w:rPr>
@@ -1027,7 +900,6 @@
           <w:color w:val="94C460"/>
           <w:sz w:val="28"/>
           <w:szCs w:val="28"/>
-          <w:lang w:val="en-US"/>
         </w:rPr>
       </w:pPr>
       <w:r>
@@ -1043,57 +915,21 @@
     </w:p>
     <w:p>
       <w:pPr>
-        <w:pStyle w:val="10"/>
-        <w:ind w:left="709"/>
-        <w:rPr>
-          <w:color w:val="94C460"/>
-          <w:sz w:val="28"/>
-          <w:szCs w:val="28"/>
-        </w:rPr>
-      </w:pPr>
-      <w:r>
-        <w:rPr>
-          <w:color w:val="94C460"/>
-          <w:sz w:val="28"/>
-          <w:szCs w:val="28"/>
-        </w:rPr>
-        <w:t xml:space="preserve">4. С помощью цикла </w:t>
-      </w:r>
-      <w:proofErr w:type="spellStart"/>
-      <w:r>
-        <w:rPr>
-          <w:color w:val="94C460"/>
-          <w:sz w:val="28"/>
-          <w:szCs w:val="28"/>
-        </w:rPr>
-        <w:t>for</w:t>
-      </w:r>
-      <w:proofErr w:type="spellEnd"/>
-      <w:r>
-        <w:rPr>
-          <w:color w:val="94C460"/>
-          <w:sz w:val="28"/>
-          <w:szCs w:val="28"/>
-        </w:rPr>
-        <w:t xml:space="preserve"> сформируйте строку '123456789' и запишите ее в переменную </w:t>
-      </w:r>
-      <w:proofErr w:type="spellStart"/>
-      <w:r>
-        <w:rPr>
-          <w:color w:val="94C460"/>
-          <w:sz w:val="28"/>
-          <w:szCs w:val="28"/>
-        </w:rPr>
-        <w:t>str</w:t>
-      </w:r>
-      <w:proofErr w:type="spellEnd"/>
-      <w:r>
-        <w:rPr>
-          <w:color w:val="94C460"/>
-          <w:sz w:val="28"/>
-          <w:szCs w:val="28"/>
-        </w:rPr>
-        <w:t>.</w:t>
+        <w:pStyle w:val="1"/>
+        <w:ind w:left="709"/>
+        <w:rPr>
+          <w:color w:val="94C460"/>
+          <w:sz w:val="28"/>
+          <w:szCs w:val="28"/>
+        </w:rPr>
+      </w:pPr>
+      <w:r>
+        <w:rPr>
+          <w:color w:val="94C460"/>
+          <w:sz w:val="28"/>
+          <w:szCs w:val="28"/>
+        </w:rPr>
+        <w:t>4. С помощью цикла for сформируйте строку '123456789' и запишите ее в переменную str.</w:t>
       </w:r>
       <w:r>
         <w:rPr>
@@ -1103,6 +939,7 @@
       </w:r>
       <w:r>
         <w:rPr>
+          <w:noProof/>
           <w:color w:val="94C460"/>
           <w:sz w:val="28"/>
           <w:szCs w:val="28"/>
@@ -1146,18 +983,18 @@
     </w:p>
     <w:p>
       <w:pPr>
-        <w:pStyle w:val="10"/>
-        <w:ind w:left="709"/>
-        <w:rPr>
-          <w:color w:val="94C460"/>
-          <w:sz w:val="28"/>
-          <w:szCs w:val="28"/>
-        </w:rPr>
-      </w:pPr>
-    </w:p>
-    <w:p>
-      <w:pPr>
-        <w:pStyle w:val="10"/>
+        <w:pStyle w:val="1"/>
+        <w:ind w:left="709"/>
+        <w:rPr>
+          <w:color w:val="94C460"/>
+          <w:sz w:val="28"/>
+          <w:szCs w:val="28"/>
+        </w:rPr>
+      </w:pPr>
+    </w:p>
+    <w:p>
+      <w:pPr>
+        <w:pStyle w:val="1"/>
         <w:ind w:left="709"/>
         <w:rPr>
           <w:color w:val="94C460"/>
@@ -1172,43 +1009,7 @@
           <w:szCs w:val="28"/>
         </w:rPr>
         <w:lastRenderedPageBreak/>
-        <w:t xml:space="preserve">5. С помощью цикла </w:t>
-      </w:r>
-      <w:proofErr w:type="spellStart"/>
-      <w:r>
-        <w:rPr>
-          <w:color w:val="94C460"/>
-          <w:sz w:val="28"/>
-          <w:szCs w:val="28"/>
-        </w:rPr>
-        <w:t>for</w:t>
-      </w:r>
-      <w:proofErr w:type="spellEnd"/>
-      <w:r>
-        <w:rPr>
-          <w:color w:val="94C460"/>
-          <w:sz w:val="28"/>
-          <w:szCs w:val="28"/>
-        </w:rPr>
-        <w:t xml:space="preserve"> сформируйте строку '987654321' и запишите ее в переменную </w:t>
-      </w:r>
-      <w:proofErr w:type="spellStart"/>
-      <w:r>
-        <w:rPr>
-          <w:color w:val="94C460"/>
-          <w:sz w:val="28"/>
-          <w:szCs w:val="28"/>
-        </w:rPr>
-        <w:t>str</w:t>
-      </w:r>
-      <w:proofErr w:type="spellEnd"/>
-      <w:r>
-        <w:rPr>
-          <w:color w:val="94C460"/>
-          <w:sz w:val="28"/>
-          <w:szCs w:val="28"/>
-        </w:rPr>
-        <w:t>.</w:t>
+        <w:t>5. С помощью цикла for сформируйте строку '987654321' и запишите ее в переменную str.</w:t>
       </w:r>
       <w:r>
         <w:rPr>
@@ -1218,6 +1019,7 @@
       </w:r>
       <w:r>
         <w:rPr>
+          <w:noProof/>
           <w:color w:val="94C460"/>
           <w:sz w:val="28"/>
           <w:szCs w:val="28"/>
@@ -1261,71 +1063,36 @@
     </w:p>
     <w:p>
       <w:pPr>
-        <w:pStyle w:val="10"/>
-        <w:ind w:left="709"/>
-        <w:rPr>
-          <w:color w:val="94C460"/>
-          <w:sz w:val="28"/>
-          <w:szCs w:val="28"/>
-        </w:rPr>
-      </w:pPr>
-      <w:r>
-        <w:rPr>
-          <w:color w:val="94C460"/>
-          <w:sz w:val="28"/>
-          <w:szCs w:val="28"/>
-        </w:rPr>
-        <w:t xml:space="preserve">6. С помощью цикла </w:t>
-      </w:r>
-      <w:proofErr w:type="spellStart"/>
-      <w:r>
-        <w:rPr>
-          <w:color w:val="94C460"/>
-          <w:sz w:val="28"/>
-          <w:szCs w:val="28"/>
-        </w:rPr>
-        <w:t>for</w:t>
-      </w:r>
-      <w:proofErr w:type="spellEnd"/>
-      <w:r>
-        <w:rPr>
-          <w:color w:val="94C460"/>
-          <w:sz w:val="28"/>
-          <w:szCs w:val="28"/>
-        </w:rPr>
-        <w:t xml:space="preserve"> сформируйте строку '-1-2-3-4-5-6-7-8-9-' и запишите ее в переменную </w:t>
-      </w:r>
-      <w:proofErr w:type="spellStart"/>
-      <w:r>
-        <w:rPr>
-          <w:color w:val="94C460"/>
-          <w:sz w:val="28"/>
-          <w:szCs w:val="28"/>
-        </w:rPr>
-        <w:t>str</w:t>
-      </w:r>
-      <w:proofErr w:type="spellEnd"/>
-      <w:r>
-        <w:rPr>
-          <w:color w:val="94C460"/>
-          <w:sz w:val="28"/>
-          <w:szCs w:val="28"/>
-        </w:rPr>
-        <w:t>.</w:t>
-      </w:r>
-    </w:p>
-    <w:p>
-      <w:pPr>
-        <w:pStyle w:val="10"/>
-        <w:ind w:left="709"/>
-        <w:rPr>
-          <w:color w:val="94C460"/>
-          <w:sz w:val="28"/>
-          <w:szCs w:val="28"/>
-        </w:rPr>
-      </w:pPr>
-      <w:r>
-        <w:rPr>
+        <w:pStyle w:val="1"/>
+        <w:ind w:left="709"/>
+        <w:rPr>
+          <w:color w:val="94C460"/>
+          <w:sz w:val="28"/>
+          <w:szCs w:val="28"/>
+        </w:rPr>
+      </w:pPr>
+      <w:r>
+        <w:rPr>
+          <w:color w:val="94C460"/>
+          <w:sz w:val="28"/>
+          <w:szCs w:val="28"/>
+        </w:rPr>
+        <w:t>6. С помощью цикла for сформируйте строку '-1-2-3-4-5-6-7-8-9-' и запишите ее в переменную str.</w:t>
+      </w:r>
+    </w:p>
+    <w:p>
+      <w:pPr>
+        <w:pStyle w:val="1"/>
+        <w:ind w:left="709"/>
+        <w:rPr>
+          <w:color w:val="94C460"/>
+          <w:sz w:val="28"/>
+          <w:szCs w:val="28"/>
+        </w:rPr>
+      </w:pPr>
+      <w:r>
+        <w:rPr>
+          <w:noProof/>
           <w:color w:val="94C460"/>
           <w:sz w:val="28"/>
           <w:szCs w:val="28"/>
@@ -1369,7 +1136,7 @@
     </w:p>
     <w:p>
       <w:pPr>
-        <w:pStyle w:val="10"/>
+        <w:pStyle w:val="1"/>
         <w:ind w:left="709"/>
         <w:rPr>
           <w:color w:val="94C460"/>
@@ -1388,7 +1155,7 @@
     </w:p>
     <w:p>
       <w:pPr>
-        <w:pStyle w:val="10"/>
+        <w:pStyle w:val="1"/>
         <w:ind w:left="709"/>
         <w:rPr>
           <w:color w:val="94C460"/>
@@ -1407,15 +1174,14 @@
     </w:p>
     <w:p>
       <w:pPr>
-        <w:pStyle w:val="10"/>
-        <w:ind w:left="709"/>
-        <w:rPr>
-          <w:color w:val="94C460"/>
-          <w:sz w:val="28"/>
-          <w:szCs w:val="28"/>
-        </w:rPr>
-      </w:pPr>
-      <w:proofErr w:type="spellStart"/>
+        <w:pStyle w:val="1"/>
+        <w:ind w:left="709"/>
+        <w:rPr>
+          <w:color w:val="94C460"/>
+          <w:sz w:val="28"/>
+          <w:szCs w:val="28"/>
+        </w:rPr>
+      </w:pPr>
       <w:r>
         <w:rPr>
           <w:color w:val="94C460"/>
@@ -1424,19 +1190,17 @@
         </w:rPr>
         <w:t>xx</w:t>
       </w:r>
-      <w:proofErr w:type="spellEnd"/>
-    </w:p>
-    <w:p>
-      <w:pPr>
-        <w:pStyle w:val="10"/>
-        <w:ind w:left="709"/>
-        <w:rPr>
-          <w:color w:val="94C460"/>
-          <w:sz w:val="28"/>
-          <w:szCs w:val="28"/>
-        </w:rPr>
-      </w:pPr>
-      <w:proofErr w:type="spellStart"/>
+    </w:p>
+    <w:p>
+      <w:pPr>
+        <w:pStyle w:val="1"/>
+        <w:ind w:left="709"/>
+        <w:rPr>
+          <w:color w:val="94C460"/>
+          <w:sz w:val="28"/>
+          <w:szCs w:val="28"/>
+        </w:rPr>
+      </w:pPr>
       <w:r>
         <w:rPr>
           <w:color w:val="94C460"/>
@@ -1445,19 +1209,17 @@
         </w:rPr>
         <w:t>xxx</w:t>
       </w:r>
-      <w:proofErr w:type="spellEnd"/>
-    </w:p>
-    <w:p>
-      <w:pPr>
-        <w:pStyle w:val="10"/>
-        <w:ind w:left="709"/>
-        <w:rPr>
-          <w:color w:val="94C460"/>
-          <w:sz w:val="28"/>
-          <w:szCs w:val="28"/>
-        </w:rPr>
-      </w:pPr>
-      <w:proofErr w:type="spellStart"/>
+    </w:p>
+    <w:p>
+      <w:pPr>
+        <w:pStyle w:val="1"/>
+        <w:ind w:left="709"/>
+        <w:rPr>
+          <w:color w:val="94C460"/>
+          <w:sz w:val="28"/>
+          <w:szCs w:val="28"/>
+        </w:rPr>
+      </w:pPr>
       <w:r>
         <w:rPr>
           <w:color w:val="94C460"/>
@@ -1466,19 +1228,17 @@
         </w:rPr>
         <w:t>xxxx</w:t>
       </w:r>
-      <w:proofErr w:type="spellEnd"/>
-    </w:p>
-    <w:p>
-      <w:pPr>
-        <w:pStyle w:val="10"/>
-        <w:ind w:left="709"/>
-        <w:rPr>
-          <w:color w:val="94C460"/>
-          <w:sz w:val="28"/>
-          <w:szCs w:val="28"/>
-        </w:rPr>
-      </w:pPr>
-      <w:proofErr w:type="spellStart"/>
+    </w:p>
+    <w:p>
+      <w:pPr>
+        <w:pStyle w:val="1"/>
+        <w:ind w:left="709"/>
+        <w:rPr>
+          <w:color w:val="94C460"/>
+          <w:sz w:val="28"/>
+          <w:szCs w:val="28"/>
+        </w:rPr>
+      </w:pPr>
       <w:r>
         <w:rPr>
           <w:color w:val="94C460"/>
@@ -1487,20 +1247,20 @@
         </w:rPr>
         <w:t>xxxxx</w:t>
       </w:r>
-      <w:proofErr w:type="spellEnd"/>
-    </w:p>
-    <w:p>
-      <w:pPr>
-        <w:pStyle w:val="10"/>
-        <w:ind w:left="709"/>
-        <w:rPr>
-          <w:color w:val="94C460"/>
-          <w:sz w:val="28"/>
-          <w:szCs w:val="28"/>
-        </w:rPr>
-      </w:pPr>
-      <w:r>
-        <w:rPr>
+    </w:p>
+    <w:p>
+      <w:pPr>
+        <w:pStyle w:val="1"/>
+        <w:ind w:left="709"/>
+        <w:rPr>
+          <w:color w:val="94C460"/>
+          <w:sz w:val="28"/>
+          <w:szCs w:val="28"/>
+        </w:rPr>
+      </w:pPr>
+      <w:r>
+        <w:rPr>
+          <w:noProof/>
           <w:color w:val="94C460"/>
           <w:sz w:val="28"/>
           <w:szCs w:val="28"/>
@@ -1545,7 +1305,7 @@
     </w:p>
     <w:p>
       <w:pPr>
-        <w:pStyle w:val="10"/>
+        <w:pStyle w:val="1"/>
         <w:ind w:left="709"/>
         <w:rPr>
           <w:color w:val="94C460"/>
@@ -1564,7 +1324,7 @@
     </w:p>
     <w:p>
       <w:pPr>
-        <w:pStyle w:val="10"/>
+        <w:pStyle w:val="1"/>
         <w:ind w:left="709"/>
         <w:rPr>
           <w:color w:val="94C460"/>
@@ -1583,7 +1343,7 @@
     </w:p>
     <w:p>
       <w:pPr>
-        <w:pStyle w:val="10"/>
+        <w:pStyle w:val="1"/>
         <w:ind w:left="709"/>
         <w:rPr>
           <w:color w:val="94C460"/>
@@ -1602,7 +1362,7 @@
     </w:p>
     <w:p>
       <w:pPr>
-        <w:pStyle w:val="10"/>
+        <w:pStyle w:val="1"/>
         <w:ind w:left="709"/>
         <w:rPr>
           <w:color w:val="94C460"/>
@@ -1621,7 +1381,7 @@
     </w:p>
     <w:p>
       <w:pPr>
-        <w:pStyle w:val="10"/>
+        <w:pStyle w:val="1"/>
         <w:ind w:left="709"/>
         <w:rPr>
           <w:color w:val="94C460"/>
@@ -1640,7 +1400,7 @@
     </w:p>
     <w:p>
       <w:pPr>
-        <w:pStyle w:val="10"/>
+        <w:pStyle w:val="1"/>
         <w:ind w:left="709"/>
         <w:rPr>
           <w:color w:val="94C460"/>
@@ -1659,7 +1419,7 @@
     </w:p>
     <w:p>
       <w:pPr>
-        <w:pStyle w:val="10"/>
+        <w:pStyle w:val="1"/>
         <w:ind w:left="709"/>
         <w:rPr>
           <w:color w:val="94C460"/>
@@ -1678,7 +1438,7 @@
     </w:p>
     <w:p>
       <w:pPr>
-        <w:pStyle w:val="10"/>
+        <w:pStyle w:val="1"/>
         <w:ind w:left="709"/>
         <w:rPr>
           <w:color w:val="94C460"/>
@@ -1697,7 +1457,7 @@
     </w:p>
     <w:p>
       <w:pPr>
-        <w:pStyle w:val="10"/>
+        <w:pStyle w:val="1"/>
         <w:ind w:left="709"/>
         <w:rPr>
           <w:color w:val="94C460"/>
@@ -1716,7 +1476,7 @@
     </w:p>
     <w:p>
       <w:pPr>
-        <w:pStyle w:val="10"/>
+        <w:pStyle w:val="1"/>
         <w:ind w:left="709"/>
         <w:rPr>
           <w:color w:val="94C460"/>
@@ -1735,17 +1495,18 @@
     </w:p>
     <w:p>
       <w:pPr>
-        <w:pStyle w:val="10"/>
-        <w:ind w:left="709"/>
-        <w:rPr>
-          <w:color w:val="94C460"/>
-          <w:sz w:val="28"/>
-          <w:szCs w:val="28"/>
-          <w:lang w:val="en-US"/>
-        </w:rPr>
-      </w:pPr>
-      <w:r>
-        <w:rPr>
+        <w:pStyle w:val="1"/>
+        <w:ind w:left="709"/>
+        <w:rPr>
+          <w:color w:val="94C460"/>
+          <w:sz w:val="28"/>
+          <w:szCs w:val="28"/>
+          <w:lang w:val="en-US"/>
+        </w:rPr>
+      </w:pPr>
+      <w:r>
+        <w:rPr>
+          <w:noProof/>
           <w:color w:val="94C460"/>
           <w:sz w:val="28"/>
           <w:szCs w:val="28"/>
@@ -1789,52 +1550,33 @@
     </w:p>
     <w:p>
       <w:pPr>
-        <w:pStyle w:val="10"/>
-        <w:ind w:left="709"/>
-        <w:rPr>
-          <w:color w:val="94C460"/>
-          <w:sz w:val="28"/>
-          <w:szCs w:val="28"/>
-        </w:rPr>
-      </w:pPr>
-      <w:r>
-        <w:rPr>
-          <w:color w:val="94C460"/>
-          <w:sz w:val="28"/>
-          <w:szCs w:val="28"/>
-        </w:rPr>
-        <w:t xml:space="preserve">9. Нарисуйте пирамиду, как показано на рисунке, воспользовавшись циклом </w:t>
-      </w:r>
-      <w:proofErr w:type="spellStart"/>
-      <w:r>
-        <w:rPr>
-          <w:color w:val="94C460"/>
-          <w:sz w:val="28"/>
-          <w:szCs w:val="28"/>
-        </w:rPr>
-        <w:t>for</w:t>
-      </w:r>
-      <w:proofErr w:type="spellEnd"/>
-      <w:r>
-        <w:rPr>
-          <w:color w:val="94C460"/>
-          <w:sz w:val="28"/>
-          <w:szCs w:val="28"/>
-        </w:rPr>
-        <w:t>:</w:t>
-      </w:r>
-    </w:p>
-    <w:p>
-      <w:pPr>
-        <w:pStyle w:val="10"/>
-        <w:ind w:left="709"/>
-        <w:rPr>
-          <w:color w:val="94C460"/>
-          <w:sz w:val="28"/>
-          <w:szCs w:val="28"/>
-        </w:rPr>
-      </w:pPr>
-      <w:proofErr w:type="spellStart"/>
+        <w:pStyle w:val="1"/>
+        <w:ind w:left="709"/>
+        <w:rPr>
+          <w:color w:val="94C460"/>
+          <w:sz w:val="28"/>
+          <w:szCs w:val="28"/>
+        </w:rPr>
+      </w:pPr>
+      <w:r>
+        <w:rPr>
+          <w:color w:val="94C460"/>
+          <w:sz w:val="28"/>
+          <w:szCs w:val="28"/>
+        </w:rPr>
+        <w:t>9. Нарисуйте пирамиду, как показано на рисунке, воспользовавшись циклом for:</w:t>
+      </w:r>
+    </w:p>
+    <w:p>
+      <w:pPr>
+        <w:pStyle w:val="1"/>
+        <w:ind w:left="709"/>
+        <w:rPr>
+          <w:color w:val="94C460"/>
+          <w:sz w:val="28"/>
+          <w:szCs w:val="28"/>
+        </w:rPr>
+      </w:pPr>
       <w:r>
         <w:rPr>
           <w:color w:val="94C460"/>
@@ -1843,19 +1585,17 @@
         </w:rPr>
         <w:t>xx</w:t>
       </w:r>
-      <w:proofErr w:type="spellEnd"/>
-    </w:p>
-    <w:p>
-      <w:pPr>
-        <w:pStyle w:val="10"/>
-        <w:ind w:left="709"/>
-        <w:rPr>
-          <w:color w:val="94C460"/>
-          <w:sz w:val="28"/>
-          <w:szCs w:val="28"/>
-        </w:rPr>
-      </w:pPr>
-      <w:proofErr w:type="spellStart"/>
+    </w:p>
+    <w:p>
+      <w:pPr>
+        <w:pStyle w:val="1"/>
+        <w:ind w:left="709"/>
+        <w:rPr>
+          <w:color w:val="94C460"/>
+          <w:sz w:val="28"/>
+          <w:szCs w:val="28"/>
+        </w:rPr>
+      </w:pPr>
       <w:r>
         <w:rPr>
           <w:color w:val="94C460"/>
@@ -1864,19 +1604,17 @@
         </w:rPr>
         <w:t>xxxx</w:t>
       </w:r>
-      <w:proofErr w:type="spellEnd"/>
-    </w:p>
-    <w:p>
-      <w:pPr>
-        <w:pStyle w:val="10"/>
-        <w:ind w:left="709"/>
-        <w:rPr>
-          <w:color w:val="94C460"/>
-          <w:sz w:val="28"/>
-          <w:szCs w:val="28"/>
-        </w:rPr>
-      </w:pPr>
-      <w:proofErr w:type="spellStart"/>
+    </w:p>
+    <w:p>
+      <w:pPr>
+        <w:pStyle w:val="1"/>
+        <w:ind w:left="709"/>
+        <w:rPr>
+          <w:color w:val="94C460"/>
+          <w:sz w:val="28"/>
+          <w:szCs w:val="28"/>
+        </w:rPr>
+      </w:pPr>
       <w:r>
         <w:rPr>
           <w:color w:val="94C460"/>
@@ -1885,19 +1623,17 @@
         </w:rPr>
         <w:t>xxxxxx</w:t>
       </w:r>
-      <w:proofErr w:type="spellEnd"/>
-    </w:p>
-    <w:p>
-      <w:pPr>
-        <w:pStyle w:val="10"/>
-        <w:ind w:left="709"/>
-        <w:rPr>
-          <w:color w:val="94C460"/>
-          <w:sz w:val="28"/>
-          <w:szCs w:val="28"/>
-        </w:rPr>
-      </w:pPr>
-      <w:proofErr w:type="spellStart"/>
+    </w:p>
+    <w:p>
+      <w:pPr>
+        <w:pStyle w:val="1"/>
+        <w:ind w:left="709"/>
+        <w:rPr>
+          <w:color w:val="94C460"/>
+          <w:sz w:val="28"/>
+          <w:szCs w:val="28"/>
+        </w:rPr>
+      </w:pPr>
       <w:r>
         <w:rPr>
           <w:color w:val="94C460"/>
@@ -1906,19 +1642,17 @@
         </w:rPr>
         <w:t>xxxxxxxx</w:t>
       </w:r>
-      <w:proofErr w:type="spellEnd"/>
-    </w:p>
-    <w:p>
-      <w:pPr>
-        <w:pStyle w:val="10"/>
-        <w:ind w:left="709"/>
-        <w:rPr>
-          <w:color w:val="94C460"/>
-          <w:sz w:val="28"/>
-          <w:szCs w:val="28"/>
-        </w:rPr>
-      </w:pPr>
-      <w:proofErr w:type="spellStart"/>
+    </w:p>
+    <w:p>
+      <w:pPr>
+        <w:pStyle w:val="1"/>
+        <w:ind w:left="709"/>
+        <w:rPr>
+          <w:color w:val="94C460"/>
+          <w:sz w:val="28"/>
+          <w:szCs w:val="28"/>
+        </w:rPr>
+      </w:pPr>
       <w:r>
         <w:rPr>
           <w:color w:val="94C460"/>
@@ -1927,20 +1661,20 @@
         </w:rPr>
         <w:t>xxxxxxxxxx</w:t>
       </w:r>
-      <w:proofErr w:type="spellEnd"/>
-    </w:p>
-    <w:p>
-      <w:pPr>
-        <w:pStyle w:val="10"/>
-        <w:ind w:left="709"/>
-        <w:rPr>
-          <w:color w:val="94C460"/>
-          <w:sz w:val="28"/>
-          <w:szCs w:val="28"/>
-        </w:rPr>
-      </w:pPr>
-      <w:r>
-        <w:rPr>
+    </w:p>
+    <w:p>
+      <w:pPr>
+        <w:pStyle w:val="1"/>
+        <w:ind w:left="709"/>
+        <w:rPr>
+          <w:color w:val="94C460"/>
+          <w:sz w:val="28"/>
+          <w:szCs w:val="28"/>
+        </w:rPr>
+      </w:pPr>
+      <w:r>
+        <w:rPr>
+          <w:noProof/>
           <w:color w:val="94C460"/>
           <w:sz w:val="28"/>
           <w:szCs w:val="28"/>
@@ -1985,18 +1719,18 @@
     </w:p>
     <w:p>
       <w:pPr>
-        <w:pStyle w:val="10"/>
-        <w:ind w:left="709"/>
-        <w:rPr>
-          <w:color w:val="94C460"/>
-          <w:sz w:val="28"/>
-          <w:szCs w:val="28"/>
-        </w:rPr>
-      </w:pPr>
-    </w:p>
-    <w:p>
-      <w:pPr>
-        <w:pStyle w:val="10"/>
+        <w:pStyle w:val="1"/>
+        <w:ind w:left="709"/>
+        <w:rPr>
+          <w:color w:val="94C460"/>
+          <w:sz w:val="28"/>
+          <w:szCs w:val="28"/>
+        </w:rPr>
+      </w:pPr>
+    </w:p>
+    <w:p>
+      <w:pPr>
+        <w:pStyle w:val="1"/>
         <w:ind w:left="709"/>
         <w:jc w:val="center"/>
         <w:rPr>
@@ -2020,7 +1754,7 @@
     </w:p>
     <w:p>
       <w:pPr>
-        <w:pStyle w:val="10"/>
+        <w:pStyle w:val="1"/>
         <w:ind w:left="709"/>
         <w:rPr>
           <w:color w:val="94C460"/>
@@ -2039,72 +1773,37 @@
     </w:p>
     <w:p>
       <w:pPr>
-        <w:pStyle w:val="10"/>
-        <w:ind w:left="709"/>
-        <w:rPr>
-          <w:color w:val="94C460"/>
-          <w:sz w:val="28"/>
-          <w:szCs w:val="28"/>
-        </w:rPr>
-      </w:pPr>
-      <w:r>
-        <w:rPr>
-          <w:color w:val="94C460"/>
-          <w:sz w:val="28"/>
-          <w:szCs w:val="28"/>
-        </w:rPr>
-        <w:t>10. Заполните массив следующим образом: в первый элемент запишите 'x', во второй '</w:t>
-      </w:r>
-      <w:proofErr w:type="spellStart"/>
-      <w:r>
-        <w:rPr>
-          <w:color w:val="94C460"/>
-          <w:sz w:val="28"/>
-          <w:szCs w:val="28"/>
-        </w:rPr>
-        <w:t>xx</w:t>
-      </w:r>
-      <w:proofErr w:type="spellEnd"/>
-      <w:r>
-        <w:rPr>
-          <w:color w:val="94C460"/>
-          <w:sz w:val="28"/>
-          <w:szCs w:val="28"/>
-        </w:rPr>
-        <w:t>', в третий '</w:t>
-      </w:r>
-      <w:proofErr w:type="spellStart"/>
-      <w:r>
-        <w:rPr>
-          <w:color w:val="94C460"/>
-          <w:sz w:val="28"/>
-          <w:szCs w:val="28"/>
-        </w:rPr>
-        <w:t>xxx</w:t>
-      </w:r>
-      <w:proofErr w:type="spellEnd"/>
-      <w:r>
-        <w:rPr>
-          <w:color w:val="94C460"/>
-          <w:sz w:val="28"/>
-          <w:szCs w:val="28"/>
-        </w:rPr>
-        <w:t>' и так далее.</w:t>
-      </w:r>
-    </w:p>
-    <w:p>
-      <w:pPr>
-        <w:pStyle w:val="10"/>
-        <w:ind w:left="709"/>
-        <w:rPr>
-          <w:color w:val="94C460"/>
-          <w:sz w:val="28"/>
-          <w:szCs w:val="28"/>
-          <w:lang w:val="en-US"/>
-        </w:rPr>
-      </w:pPr>
-      <w:r>
-        <w:rPr>
+        <w:pStyle w:val="1"/>
+        <w:ind w:left="709"/>
+        <w:rPr>
+          <w:color w:val="94C460"/>
+          <w:sz w:val="28"/>
+          <w:szCs w:val="28"/>
+        </w:rPr>
+      </w:pPr>
+      <w:r>
+        <w:rPr>
+          <w:color w:val="94C460"/>
+          <w:sz w:val="28"/>
+          <w:szCs w:val="28"/>
+        </w:rPr>
+        <w:t>10. Заполните массив следующим образом: в первый элемент запишите 'x', во второй 'xx', в третий 'xxx' и так далее.</w:t>
+      </w:r>
+    </w:p>
+    <w:p>
+      <w:pPr>
+        <w:pStyle w:val="1"/>
+        <w:ind w:left="709"/>
+        <w:rPr>
+          <w:color w:val="94C460"/>
+          <w:sz w:val="28"/>
+          <w:szCs w:val="28"/>
+          <w:lang w:val="en-US"/>
+        </w:rPr>
+      </w:pPr>
+      <w:r>
+        <w:rPr>
+          <w:noProof/>
           <w:color w:val="94C460"/>
           <w:sz w:val="28"/>
           <w:szCs w:val="28"/>
@@ -2148,17 +1847,18 @@
     </w:p>
     <w:p>
       <w:pPr>
-        <w:pStyle w:val="10"/>
-        <w:ind w:left="709"/>
-        <w:rPr>
-          <w:color w:val="94C460"/>
-          <w:sz w:val="28"/>
-          <w:szCs w:val="28"/>
-          <w:lang w:val="en-US"/>
-        </w:rPr>
-      </w:pPr>
-      <w:r>
-        <w:rPr>
+        <w:pStyle w:val="1"/>
+        <w:ind w:left="709"/>
+        <w:rPr>
+          <w:color w:val="94C460"/>
+          <w:sz w:val="28"/>
+          <w:szCs w:val="28"/>
+          <w:lang w:val="en-US"/>
+        </w:rPr>
+      </w:pPr>
+      <w:r>
+        <w:rPr>
+          <w:noProof/>
           <w:color w:val="94C460"/>
           <w:sz w:val="28"/>
           <w:szCs w:val="28"/>
@@ -2203,19 +1903,19 @@
     </w:p>
     <w:p>
       <w:pPr>
-        <w:pStyle w:val="10"/>
-        <w:ind w:left="709"/>
-        <w:rPr>
-          <w:color w:val="94C460"/>
-          <w:sz w:val="28"/>
-          <w:szCs w:val="28"/>
-          <w:lang w:val="en-US"/>
-        </w:rPr>
-      </w:pPr>
-    </w:p>
-    <w:p>
-      <w:pPr>
-        <w:pStyle w:val="10"/>
+        <w:pStyle w:val="1"/>
+        <w:ind w:left="709"/>
+        <w:rPr>
+          <w:color w:val="94C460"/>
+          <w:sz w:val="28"/>
+          <w:szCs w:val="28"/>
+          <w:lang w:val="en-US"/>
+        </w:rPr>
+      </w:pPr>
+    </w:p>
+    <w:p>
+      <w:pPr>
+        <w:pStyle w:val="1"/>
         <w:ind w:left="709"/>
         <w:rPr>
           <w:color w:val="94C460"/>
@@ -2953,88 +2653,152 @@
     </w:p>
     <w:p>
       <w:pPr>
-        <w:pStyle w:val="10"/>
-        <w:ind w:left="709"/>
-        <w:rPr>
-          <w:color w:val="94C460"/>
-          <w:sz w:val="28"/>
-          <w:szCs w:val="28"/>
-        </w:rPr>
-      </w:pPr>
-    </w:p>
-    <w:p>
-      <w:pPr>
-        <w:pStyle w:val="10"/>
-        <w:ind w:left="709"/>
-        <w:rPr>
-          <w:color w:val="94C460"/>
-          <w:sz w:val="28"/>
-          <w:szCs w:val="28"/>
-        </w:rPr>
-      </w:pPr>
-      <w:r>
-        <w:rPr>
-          <w:color w:val="94C460"/>
-          <w:sz w:val="28"/>
-          <w:szCs w:val="28"/>
-        </w:rPr>
-        <w:t xml:space="preserve">12. Сделайте функцию </w:t>
-      </w:r>
-      <w:proofErr w:type="spellStart"/>
-      <w:r>
-        <w:rPr>
-          <w:color w:val="94C460"/>
-          <w:sz w:val="28"/>
-          <w:szCs w:val="28"/>
-        </w:rPr>
-        <w:t>arrayFill</w:t>
-      </w:r>
-      <w:proofErr w:type="spellEnd"/>
-      <w:r>
-        <w:rPr>
-          <w:color w:val="94C460"/>
-          <w:sz w:val="28"/>
-          <w:szCs w:val="28"/>
-        </w:rPr>
-        <w:t xml:space="preserve">, которая будет заполнять массив заданными значениями. Первым параметром функция принимает значение, которым заполнять массив, а вторым - сколько элементов должно быть в массиве. Пример: </w:t>
-      </w:r>
-      <w:proofErr w:type="spellStart"/>
-      <w:proofErr w:type="gramStart"/>
-      <w:r>
-        <w:rPr>
-          <w:color w:val="94C460"/>
-          <w:sz w:val="28"/>
-          <w:szCs w:val="28"/>
-        </w:rPr>
-        <w:t>arrayFill</w:t>
-      </w:r>
-      <w:proofErr w:type="spellEnd"/>
-      <w:r>
-        <w:rPr>
-          <w:color w:val="94C460"/>
-          <w:sz w:val="28"/>
-          <w:szCs w:val="28"/>
-        </w:rPr>
-        <w:t>(</w:t>
-      </w:r>
-      <w:proofErr w:type="gramEnd"/>
-      <w:r>
-        <w:rPr>
-          <w:color w:val="94C460"/>
-          <w:sz w:val="28"/>
-          <w:szCs w:val="28"/>
-        </w:rPr>
-        <w:t xml:space="preserve">'x', 5) сделает массив ['x', 'x', 'x', 'x', 'x']. </w:t>
-      </w:r>
-    </w:p>
-    <w:p>
-      <w:pPr>
-        <w:pStyle w:val="10"/>
-        <w:ind w:left="709"/>
-        <w:rPr>
-          <w:color w:val="94C460"/>
-          <w:sz w:val="28"/>
-          <w:szCs w:val="28"/>
+        <w:pStyle w:val="1"/>
+        <w:ind w:left="709"/>
+        <w:rPr>
+          <w:color w:val="94C460"/>
+          <w:sz w:val="28"/>
+          <w:szCs w:val="28"/>
+        </w:rPr>
+      </w:pPr>
+    </w:p>
+    <w:p>
+      <w:pPr>
+        <w:pStyle w:val="1"/>
+        <w:ind w:left="709"/>
+        <w:rPr>
+          <w:color w:val="94C460"/>
+          <w:sz w:val="28"/>
+          <w:szCs w:val="28"/>
+          <w:lang w:val="en-US"/>
+        </w:rPr>
+      </w:pPr>
+      <w:r>
+        <w:rPr>
+          <w:color w:val="94C460"/>
+          <w:sz w:val="28"/>
+          <w:szCs w:val="28"/>
+        </w:rPr>
+        <w:t xml:space="preserve">12. Сделайте функцию arrayFill, которая будет заполнять массив заданными значениями. Первым параметром функция принимает значение, которым заполнять массив, а вторым - сколько элементов должно быть в массиве. Пример: arrayFill('x', 5) сделает массив ['x', 'x', 'x', 'x', 'x']. </w:t>
+      </w:r>
+    </w:p>
+    <w:p>
+      <w:pPr>
+        <w:pStyle w:val="1"/>
+        <w:ind w:left="709"/>
+        <w:rPr>
+          <w:color w:val="94C460"/>
+          <w:sz w:val="28"/>
+          <w:szCs w:val="28"/>
+        </w:rPr>
+      </w:pPr>
+      <w:r>
+        <w:rPr>
+          <w:color w:val="94C460"/>
+          <w:sz w:val="28"/>
+          <w:szCs w:val="28"/>
+          <w:lang w:val="en-US"/>
+        </w:rPr>
+        <w:drawing>
+          <wp:inline distT="0" distB="0" distL="0" distR="0" wp14:anchorId="18B63297" wp14:editId="71AE22E3">
+            <wp:extent cx="4791744" cy="3982006"/>
+            <wp:effectExtent l="0" t="0" r="8890" b="0"/>
+            <wp:docPr id="578755152" name="Picture 1" descr="A screen shot of a computer code&#10;&#10;AI-generated content may be incorrect."/>
+            <wp:cNvGraphicFramePr>
+              <a:graphicFrameLocks xmlns:a="http://schemas.openxmlformats.org/drawingml/2006/main" noChangeAspect="1"/>
+            </wp:cNvGraphicFramePr>
+            <a:graphic xmlns:a="http://schemas.openxmlformats.org/drawingml/2006/main">
+              <a:graphicData uri="http://schemas.openxmlformats.org/drawingml/2006/picture">
+                <pic:pic xmlns:pic="http://schemas.openxmlformats.org/drawingml/2006/picture">
+                  <pic:nvPicPr>
+                    <pic:cNvPr id="578755152" name="Picture 1" descr="A screen shot of a computer code&#10;&#10;AI-generated content may be incorrect."/>
+                    <pic:cNvPicPr/>
+                  </pic:nvPicPr>
+                  <pic:blipFill>
+                    <a:blip r:embed="rId16"/>
+                    <a:stretch>
+                      <a:fillRect/>
+                    </a:stretch>
+                  </pic:blipFill>
+                  <pic:spPr>
+                    <a:xfrm>
+                      <a:off x="0" y="0"/>
+                      <a:ext cx="4791744" cy="3982006"/>
+                    </a:xfrm>
+                    <a:prstGeom prst="rect">
+                      <a:avLst/>
+                    </a:prstGeom>
+                  </pic:spPr>
+                </pic:pic>
+              </a:graphicData>
+            </a:graphic>
+          </wp:inline>
+        </w:drawing>
+      </w:r>
+    </w:p>
+    <w:p>
+      <w:pPr>
+        <w:pStyle w:val="1"/>
+        <w:ind w:left="709"/>
+        <w:rPr>
+          <w:color w:val="94C460"/>
+          <w:sz w:val="28"/>
+          <w:szCs w:val="28"/>
+          <w:lang w:val="en-US"/>
+        </w:rPr>
+      </w:pPr>
+      <w:r>
+        <w:rPr>
+          <w:color w:val="94C460"/>
+          <w:sz w:val="28"/>
+          <w:szCs w:val="28"/>
+        </w:rPr>
+        <w:drawing>
+          <wp:inline distT="0" distB="0" distL="0" distR="0" wp14:anchorId="690F7CFE" wp14:editId="7EA6BE2C">
+            <wp:extent cx="3724795" cy="1991003"/>
+            <wp:effectExtent l="0" t="0" r="9525" b="9525"/>
+            <wp:docPr id="1901178075" name="Picture 1" descr="A black rectangular object with white edges&#10;&#10;AI-generated content may be incorrect."/>
+            <wp:cNvGraphicFramePr>
+              <a:graphicFrameLocks xmlns:a="http://schemas.openxmlformats.org/drawingml/2006/main" noChangeAspect="1"/>
+            </wp:cNvGraphicFramePr>
+            <a:graphic xmlns:a="http://schemas.openxmlformats.org/drawingml/2006/main">
+              <a:graphicData uri="http://schemas.openxmlformats.org/drawingml/2006/picture">
+                <pic:pic xmlns:pic="http://schemas.openxmlformats.org/drawingml/2006/picture">
+                  <pic:nvPicPr>
+                    <pic:cNvPr id="1901178075" name="Picture 1" descr="A black rectangular object with white edges&#10;&#10;AI-generated content may be incorrect."/>
+                    <pic:cNvPicPr/>
+                  </pic:nvPicPr>
+                  <pic:blipFill>
+                    <a:blip r:embed="rId17"/>
+                    <a:stretch>
+                      <a:fillRect/>
+                    </a:stretch>
+                  </pic:blipFill>
+                  <pic:spPr>
+                    <a:xfrm>
+                      <a:off x="0" y="0"/>
+                      <a:ext cx="3724795" cy="1991003"/>
+                    </a:xfrm>
+                    <a:prstGeom prst="rect">
+                      <a:avLst/>
+                    </a:prstGeom>
+                  </pic:spPr>
+                </pic:pic>
+              </a:graphicData>
+            </a:graphic>
+          </wp:inline>
+        </w:drawing>
+      </w:r>
+    </w:p>
+    <w:p>
+      <w:pPr>
+        <w:pStyle w:val="1"/>
+        <w:ind w:left="709"/>
+        <w:rPr>
+          <w:color w:val="94C460"/>
+          <w:sz w:val="28"/>
+          <w:szCs w:val="28"/>
+          <w:lang w:val="en-US"/>
         </w:rPr>
       </w:pPr>
       <w:r>
@@ -3048,74 +2812,130 @@
     </w:p>
     <w:p>
       <w:pPr>
-        <w:pStyle w:val="10"/>
-        <w:ind w:left="709"/>
-        <w:rPr>
-          <w:color w:val="94C460"/>
-          <w:sz w:val="28"/>
-          <w:szCs w:val="28"/>
-        </w:rPr>
-      </w:pPr>
-      <w:r>
-        <w:rPr>
-          <w:color w:val="94C460"/>
-          <w:sz w:val="28"/>
-          <w:szCs w:val="28"/>
-        </w:rPr>
-        <w:t>Переворот массива</w:t>
-      </w:r>
-    </w:p>
-    <w:p>
-      <w:pPr>
-        <w:pStyle w:val="10"/>
-        <w:ind w:left="709"/>
-        <w:rPr>
-          <w:color w:val="94C460"/>
-          <w:sz w:val="28"/>
-          <w:szCs w:val="28"/>
-        </w:rPr>
-      </w:pPr>
-      <w:r>
-        <w:rPr>
-          <w:color w:val="94C460"/>
-          <w:sz w:val="28"/>
-          <w:szCs w:val="28"/>
-        </w:rPr>
-        <w:t xml:space="preserve">14. Дан массив с числами. Не используя метода </w:t>
-      </w:r>
-      <w:proofErr w:type="spellStart"/>
-      <w:r>
-        <w:rPr>
-          <w:color w:val="94C460"/>
-          <w:sz w:val="28"/>
-          <w:szCs w:val="28"/>
-        </w:rPr>
-        <w:t>reverse</w:t>
-      </w:r>
-      <w:proofErr w:type="spellEnd"/>
-      <w:r>
-        <w:rPr>
-          <w:color w:val="94C460"/>
-          <w:sz w:val="28"/>
-          <w:szCs w:val="28"/>
-        </w:rPr>
-        <w:t xml:space="preserve"> переверните его элементы в обратном порядке.</w:t>
-      </w:r>
-    </w:p>
-    <w:p>
-      <w:pPr>
-        <w:pStyle w:val="10"/>
-        <w:ind w:left="709"/>
-        <w:rPr>
-          <w:color w:val="94C460"/>
-          <w:sz w:val="28"/>
-          <w:szCs w:val="28"/>
-        </w:rPr>
-      </w:pPr>
-    </w:p>
-    <w:p>
-      <w:pPr>
-        <w:pStyle w:val="10"/>
+        <w:pStyle w:val="1"/>
+        <w:ind w:left="709"/>
+        <w:rPr>
+          <w:color w:val="94C460"/>
+          <w:sz w:val="28"/>
+          <w:szCs w:val="28"/>
+          <w:lang w:val="en-US"/>
+        </w:rPr>
+      </w:pPr>
+      <w:r>
+        <w:rPr>
+          <w:color w:val="94C460"/>
+          <w:sz w:val="28"/>
+          <w:szCs w:val="28"/>
+          <w:lang w:val="en-US"/>
+        </w:rPr>
+        <w:lastRenderedPageBreak/>
+        <w:drawing>
+          <wp:inline distT="0" distB="0" distL="0" distR="0" wp14:anchorId="5C7FE4B7" wp14:editId="1A2A557B">
+            <wp:extent cx="4925112" cy="4915586"/>
+            <wp:effectExtent l="0" t="0" r="8890" b="0"/>
+            <wp:docPr id="614978332" name="Picture 1" descr="A screen shot of a computer program&#10;&#10;AI-generated content may be incorrect."/>
+            <wp:cNvGraphicFramePr>
+              <a:graphicFrameLocks xmlns:a="http://schemas.openxmlformats.org/drawingml/2006/main" noChangeAspect="1"/>
+            </wp:cNvGraphicFramePr>
+            <a:graphic xmlns:a="http://schemas.openxmlformats.org/drawingml/2006/main">
+              <a:graphicData uri="http://schemas.openxmlformats.org/drawingml/2006/picture">
+                <pic:pic xmlns:pic="http://schemas.openxmlformats.org/drawingml/2006/picture">
+                  <pic:nvPicPr>
+                    <pic:cNvPr id="614978332" name="Picture 1" descr="A screen shot of a computer program&#10;&#10;AI-generated content may be incorrect."/>
+                    <pic:cNvPicPr/>
+                  </pic:nvPicPr>
+                  <pic:blipFill>
+                    <a:blip r:embed="rId18"/>
+                    <a:stretch>
+                      <a:fillRect/>
+                    </a:stretch>
+                  </pic:blipFill>
+                  <pic:spPr>
+                    <a:xfrm>
+                      <a:off x="0" y="0"/>
+                      <a:ext cx="4925112" cy="4915586"/>
+                    </a:xfrm>
+                    <a:prstGeom prst="rect">
+                      <a:avLst/>
+                    </a:prstGeom>
+                  </pic:spPr>
+                </pic:pic>
+              </a:graphicData>
+            </a:graphic>
+          </wp:inline>
+        </w:drawing>
+      </w:r>
+    </w:p>
+    <w:p>
+      <w:pPr>
+        <w:pStyle w:val="1"/>
+        <w:ind w:left="709"/>
+        <w:rPr>
+          <w:color w:val="94C460"/>
+          <w:sz w:val="28"/>
+          <w:szCs w:val="28"/>
+          <w:lang w:val="en-US"/>
+        </w:rPr>
+      </w:pPr>
+      <w:r>
+        <w:rPr>
+          <w:color w:val="94C460"/>
+          <w:sz w:val="28"/>
+          <w:szCs w:val="28"/>
+          <w:lang w:val="en-US"/>
+        </w:rPr>
+        <w:drawing>
+          <wp:inline distT="0" distB="0" distL="0" distR="0" wp14:anchorId="5C2E3FE5" wp14:editId="036A834E">
+            <wp:extent cx="3515216" cy="2010056"/>
+            <wp:effectExtent l="0" t="0" r="9525" b="9525"/>
+            <wp:docPr id="334655378" name="Picture 1" descr="A black rectangular object with white text&#10;&#10;AI-generated content may be incorrect."/>
+            <wp:cNvGraphicFramePr>
+              <a:graphicFrameLocks xmlns:a="http://schemas.openxmlformats.org/drawingml/2006/main" noChangeAspect="1"/>
+            </wp:cNvGraphicFramePr>
+            <a:graphic xmlns:a="http://schemas.openxmlformats.org/drawingml/2006/main">
+              <a:graphicData uri="http://schemas.openxmlformats.org/drawingml/2006/picture">
+                <pic:pic xmlns:pic="http://schemas.openxmlformats.org/drawingml/2006/picture">
+                  <pic:nvPicPr>
+                    <pic:cNvPr id="334655378" name="Picture 1" descr="A black rectangular object with white text&#10;&#10;AI-generated content may be incorrect."/>
+                    <pic:cNvPicPr/>
+                  </pic:nvPicPr>
+                  <pic:blipFill>
+                    <a:blip r:embed="rId19"/>
+                    <a:stretch>
+                      <a:fillRect/>
+                    </a:stretch>
+                  </pic:blipFill>
+                  <pic:spPr>
+                    <a:xfrm>
+                      <a:off x="0" y="0"/>
+                      <a:ext cx="3515216" cy="2010056"/>
+                    </a:xfrm>
+                    <a:prstGeom prst="rect">
+                      <a:avLst/>
+                    </a:prstGeom>
+                  </pic:spPr>
+                </pic:pic>
+              </a:graphicData>
+            </a:graphic>
+          </wp:inline>
+        </w:drawing>
+      </w:r>
+    </w:p>
+    <w:p>
+      <w:pPr>
+        <w:pStyle w:val="1"/>
+        <w:ind w:left="709"/>
+        <w:rPr>
+          <w:color w:val="94C460"/>
+          <w:sz w:val="28"/>
+          <w:szCs w:val="28"/>
+          <w:lang w:val="en-US"/>
+        </w:rPr>
+      </w:pPr>
+    </w:p>
+    <w:p>
+      <w:pPr>
+        <w:pStyle w:val="1"/>
         <w:ind w:left="709"/>
         <w:jc w:val="center"/>
         <w:rPr>
@@ -3134,73 +2954,156 @@
           <w:sz w:val="28"/>
           <w:szCs w:val="28"/>
         </w:rPr>
-        <w:t>Многомерные массивы</w:t>
-      </w:r>
-    </w:p>
-    <w:p>
-      <w:pPr>
-        <w:pStyle w:val="10"/>
-        <w:ind w:left="709"/>
-        <w:rPr>
-          <w:color w:val="94C460"/>
-          <w:sz w:val="28"/>
-          <w:szCs w:val="28"/>
-        </w:rPr>
-      </w:pPr>
-      <w:r>
-        <w:rPr>
-          <w:color w:val="94C460"/>
-          <w:sz w:val="28"/>
-          <w:szCs w:val="28"/>
-        </w:rPr>
-        <w:t>15. Дан двухмерный массив с числами, например [[1, 2, 3], [4, 5], [6]]. Найдите сумму элементов этого массива. Массив, конечно же, может быть произвольным.</w:t>
-      </w:r>
-    </w:p>
-    <w:p>
-      <w:pPr>
-        <w:pStyle w:val="10"/>
-        <w:ind w:left="709"/>
-        <w:rPr>
-          <w:color w:val="94C460"/>
-          <w:sz w:val="28"/>
-          <w:szCs w:val="28"/>
-        </w:rPr>
-      </w:pPr>
-      <w:r>
-        <w:rPr>
-          <w:color w:val="94C460"/>
-          <w:sz w:val="28"/>
-          <w:szCs w:val="28"/>
-        </w:rPr>
-        <w:t xml:space="preserve">16. Дан трехмерный массив с числами, например [[[1, 2], [3, 4]], [[5, 6], [7, 8]]]. Найдите сумму элементов этого массива. Массив, конечно же, может быть произвольным. </w:t>
-      </w:r>
-    </w:p>
-    <w:p>
-      <w:pPr>
-        <w:pStyle w:val="10"/>
-        <w:ind w:left="709"/>
-        <w:rPr>
-          <w:color w:val="94C460"/>
-          <w:sz w:val="28"/>
-          <w:szCs w:val="28"/>
-        </w:rPr>
-      </w:pPr>
-    </w:p>
-    <w:p>
-      <w:pPr>
-        <w:pStyle w:val="10"/>
-        <w:ind w:left="709"/>
-        <w:rPr>
-          <w:color w:val="94C460"/>
-          <w:sz w:val="28"/>
-          <w:szCs w:val="28"/>
-        </w:rPr>
-      </w:pPr>
-    </w:p>
-    <w:p>
-      <w:pPr>
-        <w:pStyle w:val="10"/>
-        <w:ind w:left="709"/>
+        <w:t>Переворот массива</w:t>
+      </w:r>
+    </w:p>
+    <w:p>
+      <w:pPr>
+        <w:pStyle w:val="1"/>
+        <w:ind w:left="709"/>
+        <w:rPr>
+          <w:color w:val="94C460"/>
+          <w:sz w:val="28"/>
+          <w:szCs w:val="28"/>
+          <w:lang w:val="en-US"/>
+        </w:rPr>
+      </w:pPr>
+      <w:r>
+        <w:rPr>
+          <w:color w:val="94C460"/>
+          <w:sz w:val="28"/>
+          <w:szCs w:val="28"/>
+        </w:rPr>
+        <w:t>14. Дан массив с числами. Не используя метода reverse переверните его элементы в обратном порядке.</w:t>
+      </w:r>
+    </w:p>
+    <w:p>
+      <w:pPr>
+        <w:pStyle w:val="1"/>
+        <w:ind w:left="709"/>
+        <w:rPr>
+          <w:color w:val="94C460"/>
+          <w:sz w:val="28"/>
+          <w:szCs w:val="28"/>
+          <w:lang w:val="en-US"/>
+        </w:rPr>
+      </w:pPr>
+      <w:r>
+        <w:rPr>
+          <w:color w:val="94C460"/>
+          <w:sz w:val="28"/>
+          <w:szCs w:val="28"/>
+          <w:lang w:val="en-US"/>
+        </w:rPr>
+        <w:lastRenderedPageBreak/>
+        <w:drawing>
+          <wp:inline distT="0" distB="0" distL="0" distR="0" wp14:anchorId="2DE31171" wp14:editId="362D8F8D">
+            <wp:extent cx="4915586" cy="3448531"/>
+            <wp:effectExtent l="0" t="0" r="0" b="0"/>
+            <wp:docPr id="685441251" name="Picture 1" descr="A screen shot of a computer program&#10;&#10;AI-generated content may be incorrect."/>
+            <wp:cNvGraphicFramePr>
+              <a:graphicFrameLocks xmlns:a="http://schemas.openxmlformats.org/drawingml/2006/main" noChangeAspect="1"/>
+            </wp:cNvGraphicFramePr>
+            <a:graphic xmlns:a="http://schemas.openxmlformats.org/drawingml/2006/main">
+              <a:graphicData uri="http://schemas.openxmlformats.org/drawingml/2006/picture">
+                <pic:pic xmlns:pic="http://schemas.openxmlformats.org/drawingml/2006/picture">
+                  <pic:nvPicPr>
+                    <pic:cNvPr id="685441251" name="Picture 1" descr="A screen shot of a computer program&#10;&#10;AI-generated content may be incorrect."/>
+                    <pic:cNvPicPr/>
+                  </pic:nvPicPr>
+                  <pic:blipFill>
+                    <a:blip r:embed="rId20"/>
+                    <a:stretch>
+                      <a:fillRect/>
+                    </a:stretch>
+                  </pic:blipFill>
+                  <pic:spPr>
+                    <a:xfrm>
+                      <a:off x="0" y="0"/>
+                      <a:ext cx="4915586" cy="3448531"/>
+                    </a:xfrm>
+                    <a:prstGeom prst="rect">
+                      <a:avLst/>
+                    </a:prstGeom>
+                  </pic:spPr>
+                </pic:pic>
+              </a:graphicData>
+            </a:graphic>
+          </wp:inline>
+        </w:drawing>
+      </w:r>
+    </w:p>
+    <w:p>
+      <w:pPr>
+        <w:pStyle w:val="1"/>
+        <w:ind w:left="709"/>
+        <w:rPr>
+          <w:color w:val="94C460"/>
+          <w:sz w:val="28"/>
+          <w:szCs w:val="28"/>
+          <w:lang w:val="en-US"/>
+        </w:rPr>
+      </w:pPr>
+      <w:r>
+        <w:rPr>
+          <w:color w:val="94C460"/>
+          <w:sz w:val="28"/>
+          <w:szCs w:val="28"/>
+          <w:lang w:val="en-US"/>
+        </w:rPr>
+        <w:drawing>
+          <wp:inline distT="0" distB="0" distL="0" distR="0" wp14:anchorId="3EB83E2C" wp14:editId="5C5135BA">
+            <wp:extent cx="3924848" cy="1857634"/>
+            <wp:effectExtent l="0" t="0" r="0" b="9525"/>
+            <wp:docPr id="1640995200" name="Picture 1" descr="A screenshot of a computer&#10;&#10;AI-generated content may be incorrect."/>
+            <wp:cNvGraphicFramePr>
+              <a:graphicFrameLocks xmlns:a="http://schemas.openxmlformats.org/drawingml/2006/main" noChangeAspect="1"/>
+            </wp:cNvGraphicFramePr>
+            <a:graphic xmlns:a="http://schemas.openxmlformats.org/drawingml/2006/main">
+              <a:graphicData uri="http://schemas.openxmlformats.org/drawingml/2006/picture">
+                <pic:pic xmlns:pic="http://schemas.openxmlformats.org/drawingml/2006/picture">
+                  <pic:nvPicPr>
+                    <pic:cNvPr id="1640995200" name="Picture 1" descr="A screenshot of a computer&#10;&#10;AI-generated content may be incorrect."/>
+                    <pic:cNvPicPr/>
+                  </pic:nvPicPr>
+                  <pic:blipFill>
+                    <a:blip r:embed="rId21"/>
+                    <a:stretch>
+                      <a:fillRect/>
+                    </a:stretch>
+                  </pic:blipFill>
+                  <pic:spPr>
+                    <a:xfrm>
+                      <a:off x="0" y="0"/>
+                      <a:ext cx="3924848" cy="1857634"/>
+                    </a:xfrm>
+                    <a:prstGeom prst="rect">
+                      <a:avLst/>
+                    </a:prstGeom>
+                  </pic:spPr>
+                </pic:pic>
+              </a:graphicData>
+            </a:graphic>
+          </wp:inline>
+        </w:drawing>
+      </w:r>
+    </w:p>
+    <w:p>
+      <w:pPr>
+        <w:pStyle w:val="1"/>
+        <w:ind w:left="709"/>
+        <w:rPr>
+          <w:color w:val="94C460"/>
+          <w:sz w:val="28"/>
+          <w:szCs w:val="28"/>
+        </w:rPr>
+      </w:pPr>
+    </w:p>
+    <w:p>
+      <w:pPr>
+        <w:pStyle w:val="1"/>
+        <w:ind w:left="709"/>
+        <w:jc w:val="center"/>
         <w:rPr>
           <w:b/>
           <w:bCs/>
@@ -3217,61 +3120,514 @@
           <w:sz w:val="28"/>
           <w:szCs w:val="28"/>
         </w:rPr>
+        <w:t>Многомерные массивы</w:t>
+      </w:r>
+    </w:p>
+    <w:p>
+      <w:pPr>
+        <w:pStyle w:val="1"/>
+        <w:ind w:left="709"/>
+        <w:rPr>
+          <w:color w:val="94C460"/>
+          <w:sz w:val="28"/>
+          <w:szCs w:val="28"/>
+          <w:lang w:val="en-US"/>
+        </w:rPr>
+      </w:pPr>
+      <w:r>
+        <w:rPr>
+          <w:color w:val="94C460"/>
+          <w:sz w:val="28"/>
+          <w:szCs w:val="28"/>
+        </w:rPr>
+        <w:t>15. Дан двухмерный массив с числами, например [[1, 2, 3], [4, 5], [6]]. Найдите сумму элементов этого массива. Массив, конечно же, может быть произвольным.</w:t>
+      </w:r>
+    </w:p>
+    <w:p>
+      <w:pPr>
+        <w:pStyle w:val="1"/>
+        <w:ind w:left="709"/>
+        <w:rPr>
+          <w:color w:val="94C460"/>
+          <w:sz w:val="28"/>
+          <w:szCs w:val="28"/>
+          <w:lang w:val="en-US"/>
+        </w:rPr>
+      </w:pPr>
+      <w:r>
+        <w:rPr>
+          <w:color w:val="94C460"/>
+          <w:sz w:val="28"/>
+          <w:szCs w:val="28"/>
+          <w:lang w:val="en-US"/>
+        </w:rPr>
+        <w:drawing>
+          <wp:inline distT="0" distB="0" distL="0" distR="0" wp14:anchorId="1F939A04" wp14:editId="149C12C6">
+            <wp:extent cx="5096586" cy="3486637"/>
+            <wp:effectExtent l="0" t="0" r="0" b="0"/>
+            <wp:docPr id="1700001376" name="Picture 1" descr="A computer screen shot of a code&#10;&#10;AI-generated content may be incorrect."/>
+            <wp:cNvGraphicFramePr>
+              <a:graphicFrameLocks xmlns:a="http://schemas.openxmlformats.org/drawingml/2006/main" noChangeAspect="1"/>
+            </wp:cNvGraphicFramePr>
+            <a:graphic xmlns:a="http://schemas.openxmlformats.org/drawingml/2006/main">
+              <a:graphicData uri="http://schemas.openxmlformats.org/drawingml/2006/picture">
+                <pic:pic xmlns:pic="http://schemas.openxmlformats.org/drawingml/2006/picture">
+                  <pic:nvPicPr>
+                    <pic:cNvPr id="1700001376" name="Picture 1" descr="A computer screen shot of a code&#10;&#10;AI-generated content may be incorrect."/>
+                    <pic:cNvPicPr/>
+                  </pic:nvPicPr>
+                  <pic:blipFill>
+                    <a:blip r:embed="rId22"/>
+                    <a:stretch>
+                      <a:fillRect/>
+                    </a:stretch>
+                  </pic:blipFill>
+                  <pic:spPr>
+                    <a:xfrm>
+                      <a:off x="0" y="0"/>
+                      <a:ext cx="5096586" cy="3486637"/>
+                    </a:xfrm>
+                    <a:prstGeom prst="rect">
+                      <a:avLst/>
+                    </a:prstGeom>
+                  </pic:spPr>
+                </pic:pic>
+              </a:graphicData>
+            </a:graphic>
+          </wp:inline>
+        </w:drawing>
+      </w:r>
+    </w:p>
+    <w:p>
+      <w:pPr>
+        <w:pStyle w:val="1"/>
+        <w:ind w:left="709"/>
+        <w:rPr>
+          <w:color w:val="94C460"/>
+          <w:sz w:val="28"/>
+          <w:szCs w:val="28"/>
+          <w:lang w:val="en-US"/>
+        </w:rPr>
+      </w:pPr>
+      <w:r>
+        <w:rPr>
+          <w:color w:val="94C460"/>
+          <w:sz w:val="28"/>
+          <w:szCs w:val="28"/>
+          <w:lang w:val="en-US"/>
+        </w:rPr>
+        <w:lastRenderedPageBreak/>
+        <w:drawing>
+          <wp:inline distT="0" distB="0" distL="0" distR="0" wp14:anchorId="19818C56" wp14:editId="60CD575D">
+            <wp:extent cx="3429479" cy="1629002"/>
+            <wp:effectExtent l="0" t="0" r="0" b="0"/>
+            <wp:docPr id="1279447222" name="Picture 1" descr="A black rectangular object with a shadow&#10;&#10;AI-generated content may be incorrect."/>
+            <wp:cNvGraphicFramePr>
+              <a:graphicFrameLocks xmlns:a="http://schemas.openxmlformats.org/drawingml/2006/main" noChangeAspect="1"/>
+            </wp:cNvGraphicFramePr>
+            <a:graphic xmlns:a="http://schemas.openxmlformats.org/drawingml/2006/main">
+              <a:graphicData uri="http://schemas.openxmlformats.org/drawingml/2006/picture">
+                <pic:pic xmlns:pic="http://schemas.openxmlformats.org/drawingml/2006/picture">
+                  <pic:nvPicPr>
+                    <pic:cNvPr id="1279447222" name="Picture 1" descr="A black rectangular object with a shadow&#10;&#10;AI-generated content may be incorrect."/>
+                    <pic:cNvPicPr/>
+                  </pic:nvPicPr>
+                  <pic:blipFill>
+                    <a:blip r:embed="rId23"/>
+                    <a:stretch>
+                      <a:fillRect/>
+                    </a:stretch>
+                  </pic:blipFill>
+                  <pic:spPr>
+                    <a:xfrm>
+                      <a:off x="0" y="0"/>
+                      <a:ext cx="3429479" cy="1629002"/>
+                    </a:xfrm>
+                    <a:prstGeom prst="rect">
+                      <a:avLst/>
+                    </a:prstGeom>
+                  </pic:spPr>
+                </pic:pic>
+              </a:graphicData>
+            </a:graphic>
+          </wp:inline>
+        </w:drawing>
+      </w:r>
+    </w:p>
+    <w:p>
+      <w:pPr>
+        <w:pStyle w:val="1"/>
+        <w:ind w:left="709"/>
+        <w:rPr>
+          <w:color w:val="94C460"/>
+          <w:sz w:val="28"/>
+          <w:szCs w:val="28"/>
+        </w:rPr>
+      </w:pPr>
+      <w:r>
+        <w:rPr>
+          <w:color w:val="94C460"/>
+          <w:sz w:val="28"/>
+          <w:szCs w:val="28"/>
+        </w:rPr>
+        <w:t xml:space="preserve">16. Дан трехмерный массив с числами, например [[[1, 2], [3, 4]], [[5, 6], [7, 8]]]. Найдите сумму элементов этого массива. Массив, конечно же, может быть произвольным. </w:t>
+      </w:r>
+    </w:p>
+    <w:p>
+      <w:pPr>
+        <w:pStyle w:val="1"/>
+        <w:ind w:left="709"/>
+        <w:rPr>
+          <w:color w:val="94C460"/>
+          <w:sz w:val="28"/>
+          <w:szCs w:val="28"/>
+          <w:lang w:val="en-US"/>
+        </w:rPr>
+      </w:pPr>
+      <w:r>
+        <w:rPr>
+          <w:color w:val="94C460"/>
+          <w:sz w:val="28"/>
+          <w:szCs w:val="28"/>
+        </w:rPr>
+        <w:drawing>
+          <wp:inline distT="0" distB="0" distL="0" distR="0" wp14:anchorId="172B5ABB" wp14:editId="5ECD9650">
+            <wp:extent cx="5372850" cy="4305901"/>
+            <wp:effectExtent l="0" t="0" r="0" b="0"/>
+            <wp:docPr id="1496401064" name="Picture 1" descr="A computer screen shot of a code&#10;&#10;AI-generated content may be incorrect."/>
+            <wp:cNvGraphicFramePr>
+              <a:graphicFrameLocks xmlns:a="http://schemas.openxmlformats.org/drawingml/2006/main" noChangeAspect="1"/>
+            </wp:cNvGraphicFramePr>
+            <a:graphic xmlns:a="http://schemas.openxmlformats.org/drawingml/2006/main">
+              <a:graphicData uri="http://schemas.openxmlformats.org/drawingml/2006/picture">
+                <pic:pic xmlns:pic="http://schemas.openxmlformats.org/drawingml/2006/picture">
+                  <pic:nvPicPr>
+                    <pic:cNvPr id="1496401064" name="Picture 1" descr="A computer screen shot of a code&#10;&#10;AI-generated content may be incorrect."/>
+                    <pic:cNvPicPr/>
+                  </pic:nvPicPr>
+                  <pic:blipFill>
+                    <a:blip r:embed="rId24"/>
+                    <a:stretch>
+                      <a:fillRect/>
+                    </a:stretch>
+                  </pic:blipFill>
+                  <pic:spPr>
+                    <a:xfrm>
+                      <a:off x="0" y="0"/>
+                      <a:ext cx="5372850" cy="4305901"/>
+                    </a:xfrm>
+                    <a:prstGeom prst="rect">
+                      <a:avLst/>
+                    </a:prstGeom>
+                  </pic:spPr>
+                </pic:pic>
+              </a:graphicData>
+            </a:graphic>
+          </wp:inline>
+        </w:drawing>
+      </w:r>
+    </w:p>
+    <w:p>
+      <w:pPr>
+        <w:pStyle w:val="1"/>
+        <w:ind w:left="709"/>
+        <w:rPr>
+          <w:color w:val="94C460"/>
+          <w:sz w:val="28"/>
+          <w:szCs w:val="28"/>
+          <w:lang w:val="en-US"/>
+        </w:rPr>
+      </w:pPr>
+      <w:r>
+        <w:rPr>
+          <w:color w:val="94C460"/>
+          <w:sz w:val="28"/>
+          <w:szCs w:val="28"/>
+          <w:lang w:val="en-US"/>
+        </w:rPr>
+        <w:drawing>
+          <wp:inline distT="0" distB="0" distL="0" distR="0" wp14:anchorId="76F11B62" wp14:editId="1999B4C6">
+            <wp:extent cx="3620005" cy="1895740"/>
+            <wp:effectExtent l="0" t="0" r="0" b="9525"/>
+            <wp:docPr id="1448363989" name="Picture 1" descr="A black rectangular object with white text&#10;&#10;AI-generated content may be incorrect."/>
+            <wp:cNvGraphicFramePr>
+              <a:graphicFrameLocks xmlns:a="http://schemas.openxmlformats.org/drawingml/2006/main" noChangeAspect="1"/>
+            </wp:cNvGraphicFramePr>
+            <a:graphic xmlns:a="http://schemas.openxmlformats.org/drawingml/2006/main">
+              <a:graphicData uri="http://schemas.openxmlformats.org/drawingml/2006/picture">
+                <pic:pic xmlns:pic="http://schemas.openxmlformats.org/drawingml/2006/picture">
+                  <pic:nvPicPr>
+                    <pic:cNvPr id="1448363989" name="Picture 1" descr="A black rectangular object with white text&#10;&#10;AI-generated content may be incorrect."/>
+                    <pic:cNvPicPr/>
+                  </pic:nvPicPr>
+                  <pic:blipFill>
+                    <a:blip r:embed="rId25"/>
+                    <a:stretch>
+                      <a:fillRect/>
+                    </a:stretch>
+                  </pic:blipFill>
+                  <pic:spPr>
+                    <a:xfrm>
+                      <a:off x="0" y="0"/>
+                      <a:ext cx="3620005" cy="1895740"/>
+                    </a:xfrm>
+                    <a:prstGeom prst="rect">
+                      <a:avLst/>
+                    </a:prstGeom>
+                  </pic:spPr>
+                </pic:pic>
+              </a:graphicData>
+            </a:graphic>
+          </wp:inline>
+        </w:drawing>
+      </w:r>
+    </w:p>
+    <w:p>
+      <w:pPr>
+        <w:pStyle w:val="1"/>
+        <w:ind w:left="709"/>
+        <w:rPr>
+          <w:color w:val="94C460"/>
+          <w:sz w:val="28"/>
+          <w:szCs w:val="28"/>
+        </w:rPr>
+      </w:pPr>
+    </w:p>
+    <w:p>
+      <w:pPr>
+        <w:pStyle w:val="1"/>
+        <w:ind w:left="709"/>
+        <w:rPr>
+          <w:b/>
+          <w:bCs/>
+          <w:color w:val="94C460"/>
+          <w:sz w:val="28"/>
+          <w:szCs w:val="28"/>
+        </w:rPr>
+      </w:pPr>
+      <w:r>
+        <w:rPr>
+          <w:b/>
+          <w:bCs/>
+          <w:color w:val="94C460"/>
+          <w:sz w:val="28"/>
+          <w:szCs w:val="28"/>
+        </w:rPr>
         <w:t>Контрольные вопросы</w:t>
       </w:r>
     </w:p>
     <w:p>
       <w:pPr>
-        <w:pStyle w:val="10"/>
-        <w:ind w:left="709"/>
-        <w:rPr>
-          <w:color w:val="94C460"/>
-          <w:sz w:val="28"/>
-          <w:szCs w:val="28"/>
-        </w:rPr>
-      </w:pPr>
-      <w:r>
-        <w:rPr>
-          <w:color w:val="94C460"/>
-          <w:sz w:val="28"/>
-          <w:szCs w:val="28"/>
-        </w:rPr>
-        <w:t>1. В чем смысл использования логического или (||)?</w:t>
-      </w:r>
-    </w:p>
-    <w:p>
-      <w:pPr>
-        <w:pStyle w:val="10"/>
-        <w:ind w:left="709"/>
-        <w:rPr>
-          <w:color w:val="94C460"/>
-          <w:sz w:val="28"/>
-          <w:szCs w:val="28"/>
-        </w:rPr>
-      </w:pPr>
-      <w:r>
-        <w:rPr>
-          <w:color w:val="94C460"/>
-          <w:sz w:val="28"/>
-          <w:szCs w:val="28"/>
-        </w:rPr>
+        <w:pStyle w:val="1"/>
+        <w:numPr>
+          <w:ilvl w:val="0"/>
+          <w:numId w:val="14"/>
+        </w:numPr>
+        <w:rPr>
+          <w:color w:val="94C460"/>
+          <w:sz w:val="28"/>
+          <w:szCs w:val="28"/>
+        </w:rPr>
+      </w:pPr>
+      <w:r>
+        <w:rPr>
+          <w:color w:val="94C460"/>
+          <w:sz w:val="28"/>
+          <w:szCs w:val="28"/>
+        </w:rPr>
+        <w:t>В чем смысл использования логического или (||)?</w:t>
+      </w:r>
+    </w:p>
+    <w:p>
+      <w:pPr>
+        <w:pStyle w:val="1"/>
+        <w:ind w:left="709"/>
+        <w:rPr>
+          <w:color w:val="94C460"/>
+          <w:sz w:val="28"/>
+          <w:szCs w:val="28"/>
+        </w:rPr>
+      </w:pPr>
+      <w:r>
+        <w:rPr>
+          <w:color w:val="94C460"/>
+          <w:sz w:val="28"/>
+          <w:szCs w:val="28"/>
+        </w:rPr>
+        <w:t xml:space="preserve">- </w:t>
+      </w:r>
+      <w:r>
+        <w:rPr>
+          <w:color w:val="94C460"/>
+          <w:sz w:val="28"/>
+          <w:szCs w:val="28"/>
+        </w:rPr>
+        <w:t>В некоторых ситуациях блок кода должен выполняться при выполнении одного из нескольких условий</w:t>
+      </w:r>
+      <w:r>
+        <w:rPr>
+          <w:color w:val="94C460"/>
+          <w:sz w:val="28"/>
+          <w:szCs w:val="28"/>
+        </w:rPr>
+        <w:t>;</w:t>
+      </w:r>
+    </w:p>
+    <w:p>
+      <w:pPr>
+        <w:pStyle w:val="1"/>
+        <w:ind w:left="709"/>
+        <w:rPr>
+          <w:color w:val="94C460"/>
+          <w:sz w:val="28"/>
+          <w:szCs w:val="28"/>
+        </w:rPr>
+      </w:pPr>
+      <w:r>
+        <w:rPr>
+          <w:color w:val="94C460"/>
+          <w:sz w:val="28"/>
+          <w:szCs w:val="28"/>
+        </w:rPr>
+        <w:lastRenderedPageBreak/>
         <w:t>2. Способ использования логических операторов в качестве возвращаемого значения, приведите пример.</w:t>
       </w:r>
     </w:p>
     <w:p>
       <w:pPr>
-        <w:pStyle w:val="10"/>
-        <w:ind w:left="709"/>
-        <w:rPr>
-          <w:color w:val="94C460"/>
-          <w:sz w:val="28"/>
-          <w:szCs w:val="28"/>
-        </w:rPr>
-      </w:pPr>
-    </w:p>
-    <w:p>
-      <w:pPr>
-        <w:pStyle w:val="10"/>
+        <w:pStyle w:val="1"/>
+        <w:ind w:left="709"/>
+        <w:rPr>
+          <w:color w:val="94C460"/>
+          <w:sz w:val="28"/>
+          <w:szCs w:val="28"/>
+          <w:lang w:val="en-US"/>
+        </w:rPr>
+      </w:pPr>
+      <w:r>
+        <w:rPr>
+          <w:color w:val="94C460"/>
+          <w:sz w:val="28"/>
+          <w:szCs w:val="28"/>
+          <w:lang w:val="en-US"/>
+        </w:rPr>
+        <w:t xml:space="preserve">-   </w:t>
+      </w:r>
+      <w:r>
+        <w:rPr>
+          <w:color w:val="94C460"/>
+          <w:sz w:val="28"/>
+          <w:szCs w:val="28"/>
+        </w:rPr>
+        <w:t xml:space="preserve">Для проверки чего-либо. </w:t>
+      </w:r>
+      <w:r>
+        <w:rPr>
+          <w:color w:val="94C460"/>
+          <w:sz w:val="28"/>
+          <w:szCs w:val="28"/>
+        </w:rPr>
+        <w:tab/>
+        <w:t>Например во флагах</w:t>
+      </w:r>
+      <w:r>
+        <w:rPr>
+          <w:color w:val="94C460"/>
+          <w:sz w:val="28"/>
+          <w:szCs w:val="28"/>
+        </w:rPr>
+        <w:t xml:space="preserve">. </w:t>
+      </w:r>
+      <w:r>
+        <w:rPr>
+          <w:color w:val="94C460"/>
+          <w:sz w:val="28"/>
+          <w:szCs w:val="28"/>
+        </w:rPr>
+        <w:t>У меня было задание</w:t>
+      </w:r>
+      <w:r>
+        <w:rPr>
+          <w:color w:val="94C460"/>
+          <w:sz w:val="28"/>
+          <w:szCs w:val="28"/>
+        </w:rPr>
+        <w:t xml:space="preserve">, </w:t>
+      </w:r>
+      <w:r>
+        <w:rPr>
+          <w:color w:val="94C460"/>
+          <w:sz w:val="28"/>
+          <w:szCs w:val="28"/>
+        </w:rPr>
+        <w:t xml:space="preserve">где при соответсвии и не соответсвии определенным условиям, </w:t>
+      </w:r>
+      <w:r>
+        <w:rPr>
+          <w:color w:val="94C460"/>
+          <w:sz w:val="28"/>
+          <w:szCs w:val="28"/>
+        </w:rPr>
+        <w:t>в файл должны были записываться разные данные о городе. Там я использоваала логические операторы</w:t>
+      </w:r>
+      <w:r>
+        <w:rPr>
+          <w:color w:val="94C460"/>
+          <w:sz w:val="28"/>
+          <w:szCs w:val="28"/>
+          <w:lang w:val="en-US"/>
+        </w:rPr>
+        <w:t xml:space="preserve">, </w:t>
+      </w:r>
+      <w:r>
+        <w:rPr>
+          <w:color w:val="94C460"/>
+          <w:sz w:val="28"/>
+          <w:szCs w:val="28"/>
+        </w:rPr>
+        <w:t xml:space="preserve">возвращающие </w:t>
+      </w:r>
+      <w:r>
+        <w:rPr>
+          <w:color w:val="94C460"/>
+          <w:sz w:val="28"/>
+          <w:szCs w:val="28"/>
+          <w:lang w:val="en-US"/>
+        </w:rPr>
+        <w:t>true</w:t>
+      </w:r>
+      <w:r>
+        <w:rPr>
+          <w:color w:val="94C460"/>
+          <w:sz w:val="28"/>
+          <w:szCs w:val="28"/>
+        </w:rPr>
+        <w:t xml:space="preserve"> и</w:t>
+      </w:r>
+      <w:r>
+        <w:rPr>
+          <w:color w:val="94C460"/>
+          <w:sz w:val="28"/>
+          <w:szCs w:val="28"/>
+          <w:lang w:val="en-US"/>
+        </w:rPr>
+        <w:t xml:space="preserve"> false.</w:t>
+      </w:r>
+    </w:p>
+    <w:p>
+      <w:pPr>
+        <w:pStyle w:val="1"/>
+        <w:ind w:left="709"/>
+        <w:rPr>
+          <w:color w:val="94C460"/>
+          <w:sz w:val="28"/>
+          <w:szCs w:val="28"/>
+        </w:rPr>
+      </w:pPr>
+    </w:p>
+    <w:p>
+      <w:pPr>
+        <w:pStyle w:val="1"/>
         <w:ind w:left="709"/>
         <w:rPr>
           <w:color w:val="94C460"/>
@@ -3292,7 +3648,7 @@
 </file>
 
 <file path=word/numbering.xml><?xml version="1.0" encoding="utf-8"?>
-<w:numbering xmlns:wpc="http://schemas.microsoft.com/office/word/2010/wordprocessingCanvas" xmlns:cx="http://schemas.microsoft.com/office/drawing/2014/chartex" xmlns:cx1="http://schemas.microsoft.com/office/drawing/2015/9/8/chartex" xmlns:cx2="http://schemas.microsoft.com/office/drawing/2015/10/21/chartex" xmlns:cx3="http://schemas.microsoft.com/office/drawing/2016/5/9/chartex" xmlns:cx4="http://schemas.microsoft.com/office/drawing/2016/5/10/chartex" xmlns:cx5="http://schemas.microsoft.com/office/drawing/2016/5/11/chartex" xmlns:cx6="http://schemas.microsoft.com/office/drawing/2016/5/12/chartex" xmlns:cx7="http://schemas.microsoft.com/office/drawing/2016/5/13/chartex" xmlns:cx8="http://schemas.microsoft.com/office/drawing/2016/5/14/chartex" xmlns:mc="http://schemas.openxmlformats.org/markup-compatibility/2006" xmlns:aink="http://schemas.microsoft.com/office/drawing/2016/ink" xmlns:am3d="http://schemas.microsoft.com/office/drawing/2017/model3d" xmlns:o="urn:schemas-microsoft-com:office:office" xmlns:r="http://schemas.openxmlformats.org/officeDocument/2006/relationships" xmlns:m="http://schemas.openxmlformats.org/officeDocument/2006/math" xmlns:v="urn:schemas-microsoft-com:vml" xmlns:wp14="http://schemas.microsoft.com/office/word/2010/wordprocessingDrawing" xmlns:wp="http://schemas.openxmlformats.org/drawingml/2006/wordprocessingDrawing" xmlns:w10="urn:schemas-microsoft-com:office:word" xmlns:w="http://schemas.openxmlformats.org/wordprocessingml/2006/main" xmlns:w14="http://schemas.microsoft.com/office/word/2010/wordml" xmlns:w15="http://schemas.microsoft.com/office/word/2012/wordml" xmlns:w16cex="http://schemas.microsoft.com/office/word/2018/wordml/cex" xmlns:w16cid="http://schemas.microsoft.com/office/word/2016/wordml/cid" xmlns:w16="http://schemas.microsoft.com/office/word/2018/wordml" xmlns:w16sdtdh="http://schemas.microsoft.com/office/word/2020/wordml/sdtdatahash" xmlns:w16se="http://schemas.microsoft.com/office/word/2015/wordml/symex" xmlns:wpg="http://schemas.microsoft.com/office/word/2010/wordprocessingGroup" xmlns:wpi="http://schemas.microsoft.com/office/word/2010/wordprocessingInk" xmlns:wne="http://schemas.microsoft.com/office/word/2006/wordml" xmlns:wps="http://schemas.microsoft.com/office/word/2010/wordprocessingShape" mc:Ignorable="w14 w15 w16se w16cid w16 w16cex w16sdtdh wp14">
+<w:numbering xmlns:wpc="http://schemas.microsoft.com/office/word/2010/wordprocessingCanvas" xmlns:cx="http://schemas.microsoft.com/office/drawing/2014/chartex" xmlns:cx1="http://schemas.microsoft.com/office/drawing/2015/9/8/chartex" xmlns:cx2="http://schemas.microsoft.com/office/drawing/2015/10/21/chartex" xmlns:cx3="http://schemas.microsoft.com/office/drawing/2016/5/9/chartex" xmlns:cx4="http://schemas.microsoft.com/office/drawing/2016/5/10/chartex" xmlns:cx5="http://schemas.microsoft.com/office/drawing/2016/5/11/chartex" xmlns:cx6="http://schemas.microsoft.com/office/drawing/2016/5/12/chartex" xmlns:cx7="http://schemas.microsoft.com/office/drawing/2016/5/13/chartex" xmlns:cx8="http://schemas.microsoft.com/office/drawing/2016/5/14/chartex" xmlns:mc="http://schemas.openxmlformats.org/markup-compatibility/2006" xmlns:aink="http://schemas.microsoft.com/office/drawing/2016/ink" xmlns:am3d="http://schemas.microsoft.com/office/drawing/2017/model3d" xmlns:o="urn:schemas-microsoft-com:office:office" xmlns:oel="http://schemas.microsoft.com/office/2019/extlst" xmlns:r="http://schemas.openxmlformats.org/officeDocument/2006/relationships" xmlns:m="http://schemas.openxmlformats.org/officeDocument/2006/math" xmlns:v="urn:schemas-microsoft-com:vml" xmlns:wp14="http://schemas.microsoft.com/office/word/2010/wordprocessingDrawing" xmlns:wp="http://schemas.openxmlformats.org/drawingml/2006/wordprocessingDrawing" xmlns:w10="urn:schemas-microsoft-com:office:word" xmlns:w="http://schemas.openxmlformats.org/wordprocessingml/2006/main" xmlns:w14="http://schemas.microsoft.com/office/word/2010/wordml" xmlns:w15="http://schemas.microsoft.com/office/word/2012/wordml" xmlns:w16cex="http://schemas.microsoft.com/office/word/2018/wordml/cex" xmlns:w16cid="http://schemas.microsoft.com/office/word/2016/wordml/cid" xmlns:w16="http://schemas.microsoft.com/office/word/2018/wordml" xmlns:w16du="http://schemas.microsoft.com/office/word/2023/wordml/word16du" xmlns:w16sdtdh="http://schemas.microsoft.com/office/word/2020/wordml/sdtdatahash" xmlns:w16sdtfl="http://schemas.microsoft.com/office/word/2024/wordml/sdtformatlock" xmlns:w16se="http://schemas.microsoft.com/office/word/2015/wordml/symex" xmlns:wpg="http://schemas.microsoft.com/office/word/2010/wordprocessingGroup" xmlns:wpi="http://schemas.microsoft.com/office/word/2010/wordprocessingInk" xmlns:wne="http://schemas.microsoft.com/office/word/2006/wordml" xmlns:wps="http://schemas.microsoft.com/office/word/2010/wordprocessingShape" mc:Ignorable="w14 w15 w16se w16cid w16 w16cex w16sdtdh w16sdtfl w16du wp14">
   <w:abstractNum w:abstractNumId="0" w15:restartNumberingAfterBreak="0">
     <w:nsid w:val="00000002"/>
     <w:multiLevelType w:val="multilevel"/>
@@ -4275,6 +4631,95 @@
     </w:lvl>
   </w:abstractNum>
   <w:abstractNum w:abstractNumId="9" w15:restartNumberingAfterBreak="0">
+    <w:nsid w:val="62300DE3"/>
+    <w:multiLevelType w:val="hybridMultilevel"/>
+    <w:tmpl w:val="069A7E62"/>
+    <w:lvl w:ilvl="0" w:tplc="536AA2E8">
+      <w:start w:val="1"/>
+      <w:numFmt w:val="decimal"/>
+      <w:lvlText w:val="%1."/>
+      <w:lvlJc w:val="left"/>
+      <w:pPr>
+        <w:ind w:left="1069" w:hanging="360"/>
+      </w:pPr>
+      <w:rPr>
+        <w:rFonts w:hint="default"/>
+      </w:rPr>
+    </w:lvl>
+    <w:lvl w:ilvl="1" w:tplc="04190019" w:tentative="1">
+      <w:start w:val="1"/>
+      <w:numFmt w:val="lowerLetter"/>
+      <w:lvlText w:val="%2."/>
+      <w:lvlJc w:val="left"/>
+      <w:pPr>
+        <w:ind w:left="1789" w:hanging="360"/>
+      </w:pPr>
+    </w:lvl>
+    <w:lvl w:ilvl="2" w:tplc="0419001B" w:tentative="1">
+      <w:start w:val="1"/>
+      <w:numFmt w:val="lowerRoman"/>
+      <w:lvlText w:val="%3."/>
+      <w:lvlJc w:val="right"/>
+      <w:pPr>
+        <w:ind w:left="2509" w:hanging="180"/>
+      </w:pPr>
+    </w:lvl>
+    <w:lvl w:ilvl="3" w:tplc="0419000F" w:tentative="1">
+      <w:start w:val="1"/>
+      <w:numFmt w:val="decimal"/>
+      <w:lvlText w:val="%4."/>
+      <w:lvlJc w:val="left"/>
+      <w:pPr>
+        <w:ind w:left="3229" w:hanging="360"/>
+      </w:pPr>
+    </w:lvl>
+    <w:lvl w:ilvl="4" w:tplc="04190019" w:tentative="1">
+      <w:start w:val="1"/>
+      <w:numFmt w:val="lowerLetter"/>
+      <w:lvlText w:val="%5."/>
+      <w:lvlJc w:val="left"/>
+      <w:pPr>
+        <w:ind w:left="3949" w:hanging="360"/>
+      </w:pPr>
+    </w:lvl>
+    <w:lvl w:ilvl="5" w:tplc="0419001B" w:tentative="1">
+      <w:start w:val="1"/>
+      <w:numFmt w:val="lowerRoman"/>
+      <w:lvlText w:val="%6."/>
+      <w:lvlJc w:val="right"/>
+      <w:pPr>
+        <w:ind w:left="4669" w:hanging="180"/>
+      </w:pPr>
+    </w:lvl>
+    <w:lvl w:ilvl="6" w:tplc="0419000F" w:tentative="1">
+      <w:start w:val="1"/>
+      <w:numFmt w:val="decimal"/>
+      <w:lvlText w:val="%7."/>
+      <w:lvlJc w:val="left"/>
+      <w:pPr>
+        <w:ind w:left="5389" w:hanging="360"/>
+      </w:pPr>
+    </w:lvl>
+    <w:lvl w:ilvl="7" w:tplc="04190019" w:tentative="1">
+      <w:start w:val="1"/>
+      <w:numFmt w:val="lowerLetter"/>
+      <w:lvlText w:val="%8."/>
+      <w:lvlJc w:val="left"/>
+      <w:pPr>
+        <w:ind w:left="6109" w:hanging="360"/>
+      </w:pPr>
+    </w:lvl>
+    <w:lvl w:ilvl="8" w:tplc="0419001B" w:tentative="1">
+      <w:start w:val="1"/>
+      <w:numFmt w:val="lowerRoman"/>
+      <w:lvlText w:val="%9."/>
+      <w:lvlJc w:val="right"/>
+      <w:pPr>
+        <w:ind w:left="6829" w:hanging="180"/>
+      </w:pPr>
+    </w:lvl>
+  </w:abstractNum>
+  <w:abstractNum w:abstractNumId="10" w15:restartNumberingAfterBreak="0">
     <w:nsid w:val="625D5CF5"/>
     <w:multiLevelType w:val="hybridMultilevel"/>
     <w:tmpl w:val="FA60F49E"/>
@@ -4363,7 +4808,7 @@
       </w:pPr>
     </w:lvl>
   </w:abstractNum>
-  <w:abstractNum w:abstractNumId="10" w15:restartNumberingAfterBreak="0">
+  <w:abstractNum w:abstractNumId="11" w15:restartNumberingAfterBreak="0">
     <w:nsid w:val="77720F86"/>
     <w:multiLevelType w:val="hybridMultilevel"/>
     <w:tmpl w:val="38D48302"/>
@@ -4479,7 +4924,7 @@
       </w:pPr>
     </w:lvl>
   </w:abstractNum>
-  <w:abstractNum w:abstractNumId="11" w15:restartNumberingAfterBreak="0">
+  <w:abstractNum w:abstractNumId="12" w15:restartNumberingAfterBreak="0">
     <w:nsid w:val="7AAE29E1"/>
     <w:multiLevelType w:val="hybridMultilevel"/>
     <w:tmpl w:val="09204B8A"/>
@@ -4566,7 +5011,7 @@
       </w:pPr>
     </w:lvl>
   </w:abstractNum>
-  <w:abstractNum w:abstractNumId="12" w15:restartNumberingAfterBreak="0">
+  <w:abstractNum w:abstractNumId="13" w15:restartNumberingAfterBreak="0">
     <w:nsid w:val="7F1B06F6"/>
     <w:multiLevelType w:val="hybridMultilevel"/>
     <w:tmpl w:val="9B28B8A0"/>
@@ -4655,19 +5100,19 @@
       </w:pPr>
     </w:lvl>
   </w:abstractNum>
-  <w:num w:numId="1">
-    <w:abstractNumId w:val="10"/>
+  <w:num w:numId="1" w16cid:durableId="195895005">
+    <w:abstractNumId w:val="11"/>
   </w:num>
-  <w:num w:numId="2">
+  <w:num w:numId="2" w16cid:durableId="1114130672">
     <w:abstractNumId w:val="8"/>
   </w:num>
-  <w:num w:numId="3">
+  <w:num w:numId="3" w16cid:durableId="2091585088">
     <w:abstractNumId w:val="6"/>
   </w:num>
-  <w:num w:numId="4">
+  <w:num w:numId="4" w16cid:durableId="1194880976">
     <w:abstractNumId w:val="5"/>
   </w:num>
-  <w:num w:numId="5">
+  <w:num w:numId="5" w16cid:durableId="570699028">
     <w:abstractNumId w:val="2"/>
     <w:lvlOverride w:ilvl="0">
       <w:startOverride w:val="1"/>
@@ -4697,13 +5142,13 @@
       <w:startOverride w:val="1"/>
     </w:lvlOverride>
   </w:num>
-  <w:num w:numId="6">
-    <w:abstractNumId w:val="9"/>
+  <w:num w:numId="6" w16cid:durableId="513350579">
+    <w:abstractNumId w:val="10"/>
   </w:num>
-  <w:num w:numId="7">
+  <w:num w:numId="7" w16cid:durableId="1845121717">
     <w:abstractNumId w:val="3"/>
   </w:num>
-  <w:num w:numId="8">
+  <w:num w:numId="8" w16cid:durableId="1540629551">
     <w:abstractNumId w:val="4"/>
     <w:lvlOverride w:ilvl="0">
       <w:startOverride w:val="1"/>
@@ -4733,7 +5178,7 @@
       <w:startOverride w:val="1"/>
     </w:lvlOverride>
   </w:num>
-  <w:num w:numId="9">
+  <w:num w:numId="9" w16cid:durableId="1984001467">
     <w:abstractNumId w:val="0"/>
     <w:lvlOverride w:ilvl="0">
       <w:startOverride w:val="1"/>
@@ -4763,7 +5208,7 @@
       <w:startOverride w:val="1"/>
     </w:lvlOverride>
   </w:num>
-  <w:num w:numId="10">
+  <w:num w:numId="10" w16cid:durableId="1316374533">
     <w:abstractNumId w:val="1"/>
     <w:lvlOverride w:ilvl="0">
       <w:startOverride w:val="1"/>
@@ -4793,7 +5238,7 @@
       <w:startOverride w:val="1"/>
     </w:lvlOverride>
   </w:num>
-  <w:num w:numId="11">
+  <w:num w:numId="11" w16cid:durableId="10956858">
     <w:abstractNumId w:val="7"/>
     <w:lvlOverride w:ilvl="0">
       <w:startOverride w:val="1"/>
@@ -4823,8 +5268,8 @@
       <w:startOverride w:val="1"/>
     </w:lvlOverride>
   </w:num>
-  <w:num w:numId="12">
-    <w:abstractNumId w:val="11"/>
+  <w:num w:numId="12" w16cid:durableId="348532544">
+    <w:abstractNumId w:val="12"/>
     <w:lvlOverride w:ilvl="0">
       <w:startOverride w:val="1"/>
     </w:lvlOverride>
@@ -4853,14 +5298,17 @@
       <w:startOverride w:val="1"/>
     </w:lvlOverride>
   </w:num>
-  <w:num w:numId="13">
-    <w:abstractNumId w:val="12"/>
+  <w:num w:numId="13" w16cid:durableId="180164256">
+    <w:abstractNumId w:val="13"/>
+  </w:num>
+  <w:num w:numId="14" w16cid:durableId="1585872508">
+    <w:abstractNumId w:val="9"/>
   </w:num>
 </w:numbering>
 </file>
 
 <file path=word/styles.xml><?xml version="1.0" encoding="utf-8"?>
-<w:styles xmlns:mc="http://schemas.openxmlformats.org/markup-compatibility/2006" xmlns:r="http://schemas.openxmlformats.org/officeDocument/2006/relationships" xmlns:w="http://schemas.openxmlformats.org/wordprocessingml/2006/main" xmlns:w14="http://schemas.microsoft.com/office/word/2010/wordml" xmlns:w15="http://schemas.microsoft.com/office/word/2012/wordml" xmlns:w16cex="http://schemas.microsoft.com/office/word/2018/wordml/cex" xmlns:w16cid="http://schemas.microsoft.com/office/word/2016/wordml/cid" xmlns:w16="http://schemas.microsoft.com/office/word/2018/wordml" xmlns:w16sdtdh="http://schemas.microsoft.com/office/word/2020/wordml/sdtdatahash" xmlns:w16se="http://schemas.microsoft.com/office/word/2015/wordml/symex" mc:Ignorable="w14 w15 w16se w16cid w16 w16cex w16sdtdh">
+<w:styles xmlns:mc="http://schemas.openxmlformats.org/markup-compatibility/2006" xmlns:r="http://schemas.openxmlformats.org/officeDocument/2006/relationships" xmlns:w="http://schemas.openxmlformats.org/wordprocessingml/2006/main" xmlns:w14="http://schemas.microsoft.com/office/word/2010/wordml" xmlns:w15="http://schemas.microsoft.com/office/word/2012/wordml" xmlns:w16cex="http://schemas.microsoft.com/office/word/2018/wordml/cex" xmlns:w16cid="http://schemas.microsoft.com/office/word/2016/wordml/cid" xmlns:w16="http://schemas.microsoft.com/office/word/2018/wordml" xmlns:w16du="http://schemas.microsoft.com/office/word/2023/wordml/word16du" xmlns:w16sdtdh="http://schemas.microsoft.com/office/word/2020/wordml/sdtdatahash" xmlns:w16sdtfl="http://schemas.microsoft.com/office/word/2024/wordml/sdtformatlock" xmlns:w16se="http://schemas.microsoft.com/office/word/2015/wordml/symex" mc:Ignorable="w14 w15 w16se w16cid w16 w16cex w16sdtdh w16sdtfl w16du">
   <w:docDefaults>
     <w:rPrDefault>
       <w:rPr>
@@ -5241,7 +5689,7 @@
     <w:lsdException w:name="Unresolved Mention" w:semiHidden="1" w:uiPriority="99" w:unhideWhenUsed="1"/>
     <w:lsdException w:name="Smart Link" w:semiHidden="1" w:uiPriority="99" w:unhideWhenUsed="1"/>
   </w:latentStyles>
-  <w:style w:type="paragraph" w:default="1" w:styleId="a">
+  <w:style w:type="paragraph" w:default="1" w:styleId="Normal">
     <w:name w:val="Normal"/>
     <w:qFormat/>
     <w:rsid w:val="007C0E38"/>
@@ -5250,10 +5698,10 @@
       <w:szCs w:val="24"/>
     </w:rPr>
   </w:style>
-  <w:style w:type="paragraph" w:styleId="1">
+  <w:style w:type="paragraph" w:styleId="Heading1">
     <w:name w:val="heading 1"/>
-    <w:basedOn w:val="a"/>
-    <w:next w:val="a"/>
+    <w:basedOn w:val="Normal"/>
+    <w:next w:val="Normal"/>
     <w:qFormat/>
     <w:rsid w:val="00064FE6"/>
     <w:pPr>
@@ -5270,11 +5718,11 @@
       <w:szCs w:val="32"/>
     </w:rPr>
   </w:style>
-  <w:style w:type="paragraph" w:styleId="2">
+  <w:style w:type="paragraph" w:styleId="Heading2">
     <w:name w:val="heading 2"/>
-    <w:basedOn w:val="a"/>
-    <w:next w:val="a"/>
-    <w:link w:val="20"/>
+    <w:basedOn w:val="Normal"/>
+    <w:next w:val="Normal"/>
+    <w:link w:val="Heading2Char"/>
     <w:qFormat/>
     <w:rsid w:val="007C0E38"/>
     <w:pPr>
@@ -5288,10 +5736,10 @@
       <w:sz w:val="24"/>
     </w:rPr>
   </w:style>
-  <w:style w:type="paragraph" w:styleId="4">
+  <w:style w:type="paragraph" w:styleId="Heading4">
     <w:name w:val="heading 4"/>
-    <w:basedOn w:val="a"/>
-    <w:next w:val="a"/>
+    <w:basedOn w:val="Normal"/>
+    <w:next w:val="Normal"/>
     <w:qFormat/>
     <w:rsid w:val="007C0E38"/>
     <w:pPr>
@@ -5304,11 +5752,11 @@
       <w:szCs w:val="28"/>
     </w:rPr>
   </w:style>
-  <w:style w:type="paragraph" w:styleId="5">
+  <w:style w:type="paragraph" w:styleId="Heading5">
     <w:name w:val="heading 5"/>
-    <w:basedOn w:val="a"/>
-    <w:next w:val="a"/>
-    <w:link w:val="50"/>
+    <w:basedOn w:val="Normal"/>
+    <w:next w:val="Normal"/>
+    <w:link w:val="Heading5Char"/>
     <w:qFormat/>
     <w:rsid w:val="007C0E38"/>
     <w:pPr>
@@ -5324,13 +5772,13 @@
       <w:szCs w:val="26"/>
     </w:rPr>
   </w:style>
-  <w:style w:type="character" w:default="1" w:styleId="a0">
+  <w:style w:type="character" w:default="1" w:styleId="DefaultParagraphFont">
     <w:name w:val="Default Paragraph Font"/>
     <w:uiPriority w:val="1"/>
     <w:semiHidden/>
     <w:unhideWhenUsed/>
   </w:style>
-  <w:style w:type="table" w:default="1" w:styleId="a1">
+  <w:style w:type="table" w:default="1" w:styleId="TableNormal">
     <w:name w:val="Normal Table"/>
     <w:uiPriority w:val="99"/>
     <w:semiHidden/>
@@ -5345,16 +5793,16 @@
       </w:tblCellMar>
     </w:tblPr>
   </w:style>
-  <w:style w:type="numbering" w:default="1" w:styleId="a2">
+  <w:style w:type="numbering" w:default="1" w:styleId="NoList">
     <w:name w:val="No List"/>
     <w:uiPriority w:val="99"/>
     <w:semiHidden/>
     <w:unhideWhenUsed/>
   </w:style>
-  <w:style w:type="paragraph" w:styleId="a3">
+  <w:style w:type="paragraph" w:styleId="Title">
     <w:name w:val="Title"/>
-    <w:basedOn w:val="a"/>
-    <w:link w:val="a4"/>
+    <w:basedOn w:val="Normal"/>
+    <w:link w:val="TitleChar"/>
     <w:uiPriority w:val="99"/>
     <w:qFormat/>
     <w:rsid w:val="007C0E38"/>
@@ -5371,10 +5819,10 @@
       <w:szCs w:val="28"/>
     </w:rPr>
   </w:style>
-  <w:style w:type="paragraph" w:styleId="a5">
+  <w:style w:type="paragraph" w:styleId="BodyText">
     <w:name w:val="Body Text"/>
-    <w:basedOn w:val="a"/>
-    <w:link w:val="a6"/>
+    <w:basedOn w:val="Normal"/>
+    <w:link w:val="BodyTextChar"/>
     <w:uiPriority w:val="99"/>
     <w:rsid w:val="007C0E38"/>
     <w:pPr>
@@ -5385,9 +5833,9 @@
       <w:szCs w:val="20"/>
     </w:rPr>
   </w:style>
-  <w:style w:type="paragraph" w:styleId="HTML">
+  <w:style w:type="paragraph" w:styleId="HTMLPreformatted">
     <w:name w:val="HTML Preformatted"/>
-    <w:basedOn w:val="a"/>
+    <w:basedOn w:val="Normal"/>
     <w:rsid w:val="00C62B52"/>
     <w:pPr>
       <w:tabs>
@@ -5415,16 +5863,16 @@
       <w:szCs w:val="20"/>
     </w:rPr>
   </w:style>
-  <w:style w:type="paragraph" w:styleId="a7">
+  <w:style w:type="paragraph" w:styleId="BodyTextIndent">
     <w:name w:val="Body Text Indent"/>
-    <w:basedOn w:val="a"/>
+    <w:basedOn w:val="Normal"/>
     <w:rsid w:val="00C83C85"/>
     <w:pPr>
       <w:spacing w:after="120"/>
       <w:ind w:left="283"/>
     </w:pPr>
   </w:style>
-  <w:style w:type="paragraph" w:customStyle="1" w:styleId="10">
+  <w:style w:type="paragraph" w:customStyle="1" w:styleId="1">
     <w:name w:val="Обычный1"/>
     <w:rsid w:val="00EB0735"/>
     <w:pPr>
@@ -5432,7 +5880,7 @@
       <w:autoSpaceDN w:val="0"/>
     </w:pPr>
   </w:style>
-  <w:style w:type="character" w:styleId="a8">
+  <w:style w:type="character" w:styleId="Hyperlink">
     <w:name w:val="Hyperlink"/>
     <w:rsid w:val="008B170E"/>
     <w:rPr>
@@ -5440,10 +5888,10 @@
       <w:u w:val="single"/>
     </w:rPr>
   </w:style>
-  <w:style w:type="character" w:customStyle="1" w:styleId="20">
-    <w:name w:val="Заголовок 2 Знак"/>
-    <w:basedOn w:val="a0"/>
-    <w:link w:val="2"/>
+  <w:style w:type="character" w:customStyle="1" w:styleId="Heading2Char">
+    <w:name w:val="Heading 2 Char"/>
+    <w:basedOn w:val="DefaultParagraphFont"/>
+    <w:link w:val="Heading2"/>
     <w:rsid w:val="00553988"/>
     <w:rPr>
       <w:b/>
@@ -5452,10 +5900,10 @@
       <w:szCs w:val="24"/>
     </w:rPr>
   </w:style>
-  <w:style w:type="character" w:customStyle="1" w:styleId="50">
-    <w:name w:val="Заголовок 5 Знак"/>
-    <w:basedOn w:val="a0"/>
-    <w:link w:val="5"/>
+  <w:style w:type="character" w:customStyle="1" w:styleId="Heading5Char">
+    <w:name w:val="Heading 5 Char"/>
+    <w:basedOn w:val="DefaultParagraphFont"/>
+    <w:link w:val="Heading5"/>
     <w:rsid w:val="00553988"/>
     <w:rPr>
       <w:b/>
@@ -5466,9 +5914,9 @@
       <w:szCs w:val="26"/>
     </w:rPr>
   </w:style>
-  <w:style w:type="paragraph" w:styleId="a9">
+  <w:style w:type="paragraph" w:styleId="NormalWeb">
     <w:name w:val="Normal (Web)"/>
-    <w:basedOn w:val="a"/>
+    <w:basedOn w:val="Normal"/>
     <w:uiPriority w:val="99"/>
     <w:semiHidden/>
     <w:unhideWhenUsed/>
@@ -5480,10 +5928,10 @@
       <w:sz w:val="24"/>
     </w:rPr>
   </w:style>
-  <w:style w:type="character" w:customStyle="1" w:styleId="a4">
-    <w:name w:val="Заголовок Знак"/>
-    <w:basedOn w:val="a0"/>
-    <w:link w:val="a3"/>
+  <w:style w:type="character" w:customStyle="1" w:styleId="TitleChar">
+    <w:name w:val="Title Char"/>
+    <w:basedOn w:val="DefaultParagraphFont"/>
+    <w:link w:val="Title"/>
     <w:uiPriority w:val="99"/>
     <w:rsid w:val="00553988"/>
     <w:rPr>
@@ -5493,19 +5941,19 @@
       <w:szCs w:val="28"/>
     </w:rPr>
   </w:style>
-  <w:style w:type="character" w:customStyle="1" w:styleId="a6">
-    <w:name w:val="Основной текст Знак"/>
-    <w:basedOn w:val="a0"/>
-    <w:link w:val="a5"/>
+  <w:style w:type="character" w:customStyle="1" w:styleId="BodyTextChar">
+    <w:name w:val="Body Text Char"/>
+    <w:basedOn w:val="DefaultParagraphFont"/>
+    <w:link w:val="BodyText"/>
     <w:uiPriority w:val="99"/>
     <w:rsid w:val="00553988"/>
     <w:rPr>
       <w:sz w:val="24"/>
     </w:rPr>
   </w:style>
-  <w:style w:type="paragraph" w:styleId="aa">
+  <w:style w:type="paragraph" w:styleId="ListParagraph">
     <w:name w:val="List Paragraph"/>
-    <w:basedOn w:val="a"/>
+    <w:basedOn w:val="Normal"/>
     <w:uiPriority w:val="34"/>
     <w:qFormat/>
     <w:rsid w:val="009F24E1"/>
@@ -5521,9 +5969,9 @@
       <w:lang w:eastAsia="en-US"/>
     </w:rPr>
   </w:style>
-  <w:style w:type="character" w:styleId="HTML0">
+  <w:style w:type="character" w:styleId="HTMLCode">
     <w:name w:val="HTML Code"/>
-    <w:basedOn w:val="a0"/>
+    <w:basedOn w:val="DefaultParagraphFont"/>
     <w:uiPriority w:val="99"/>
     <w:semiHidden/>
     <w:unhideWhenUsed/>
@@ -5537,7 +5985,7 @@
   </w:style>
   <w:style w:type="character" w:customStyle="1" w:styleId="token">
     <w:name w:val="token"/>
-    <w:basedOn w:val="a0"/>
+    <w:basedOn w:val="DefaultParagraphFont"/>
     <w:rsid w:val="0033791D"/>
   </w:style>
 </w:styles>
